--- a/rapports/2026-06-03/EQ3/EQ3_sup_v2/DR_014301220014/95-95-33-81.docx
+++ b/rapports/2026-06-03/EQ3/EQ3_sup_v2/DR_014301220014/95-95-33-81.docx
@@ -307,15 +307,16 @@
         <w:tblLook w:firstColumn="1" w:firstRow="1" w:lastColumn="0" w:lastRow="0" w:noHBand="0" w:noVBand="1" w:val="04A0"/>
       </w:tblPr>
       <w:tblGrid>
-        <w:gridCol w:w="2663"/>
-        <w:gridCol w:w="2663"/>
-        <w:gridCol w:w="2663"/>
-        <w:gridCol w:w="2663"/>
+        <w:gridCol w:w="2130"/>
+        <w:gridCol w:w="2130"/>
+        <w:gridCol w:w="2130"/>
+        <w:gridCol w:w="2130"/>
+        <w:gridCol w:w="2130"/>
       </w:tblGrid>
       <w:tr>
         <w:tc>
           <w:tcPr>
-            <w:tcW w:type="dxa" w:w="1134"/>
+            <w:tcW w:type="dxa" w:w="964"/>
             <w:shd w:fill="1F6FEB"/>
           </w:tcPr>
           <w:p>
@@ -332,7 +333,7 @@
         </w:tc>
         <w:tc>
           <w:tcPr>
-            <w:tcW w:type="dxa" w:w="1361"/>
+            <w:tcW w:type="dxa" w:w="1247"/>
             <w:shd w:fill="1F6FEB"/>
           </w:tcPr>
           <w:p>
@@ -349,7 +350,7 @@
         </w:tc>
         <w:tc>
           <w:tcPr>
-            <w:tcW w:type="dxa" w:w="1361"/>
+            <w:tcW w:type="dxa" w:w="1531"/>
             <w:shd w:fill="1F6FEB"/>
           </w:tcPr>
           <w:p>
@@ -360,13 +361,13 @@
                 <w:color w:val="FFFFFF"/>
                 <w:sz w:val="16"/>
               </w:rPr>
-              <w:t>Source</w:t>
-            </w:r>
-          </w:p>
-        </w:tc>
-        <w:tc>
-          <w:tcPr>
-            <w:tcW w:type="dxa" w:w="5839"/>
+              <w:t>Variable(s)</w:t>
+            </w:r>
+          </w:p>
+        </w:tc>
+        <w:tc>
+          <w:tcPr>
+            <w:tcW w:type="dxa" w:w="1191"/>
             <w:shd w:fill="1F6FEB"/>
           </w:tcPr>
           <w:p>
@@ -377,6 +378,23 @@
                 <w:color w:val="FFFFFF"/>
                 <w:sz w:val="16"/>
               </w:rPr>
+              <w:t>Source</w:t>
+            </w:r>
+          </w:p>
+        </w:tc>
+        <w:tc>
+          <w:tcPr>
+            <w:tcW w:type="dxa" w:w="4706"/>
+            <w:shd w:fill="1F6FEB"/>
+          </w:tcPr>
+          <w:p>
+            <w:r>
+              <w:rPr>
+                <w:b/>
+                <w:i w:val="0"/>
+                <w:color w:val="FFFFFF"/>
+                <w:sz w:val="16"/>
+              </w:rPr>
               <w:t>Message / action</w:t>
             </w:r>
           </w:p>
@@ -385,7 +403,7 @@
       <w:tr>
         <w:tc>
           <w:tcPr>
-            <w:tcW w:type="dxa" w:w="1134"/>
+            <w:tcW w:type="dxa" w:w="964"/>
           </w:tcPr>
           <w:p>
             <w:r>
@@ -401,7 +419,7 @@
         </w:tc>
         <w:tc>
           <w:tcPr>
-            <w:tcW w:type="dxa" w:w="1361"/>
+            <w:tcW w:type="dxa" w:w="1247"/>
           </w:tcPr>
           <w:p>
             <w:r>
@@ -426,7 +444,23 @@
         </w:tc>
         <w:tc>
           <w:tcPr>
-            <w:tcW w:type="dxa" w:w="1361"/>
+            <w:tcW w:type="dxa" w:w="1531"/>
+          </w:tcPr>
+          <w:p>
+            <w:r>
+              <w:rPr>
+                <w:b/>
+                <w:i w:val="0"/>
+                <w:color w:val="16A34A"/>
+                <w:sz w:val="16"/>
+              </w:rPr>
+              <w:t>—</w:t>
+            </w:r>
+          </w:p>
+        </w:tc>
+        <w:tc>
+          <w:tcPr>
+            <w:tcW w:type="dxa" w:w="1191"/>
           </w:tcPr>
           <w:p>
             <w:r>
@@ -442,7 +476,7 @@
         </w:tc>
         <w:tc>
           <w:tcPr>
-            <w:tcW w:type="dxa" w:w="5839"/>
+            <w:tcW w:type="dxa" w:w="4706"/>
           </w:tcPr>
           <w:p>
             <w:r>
@@ -459,7 +493,7 @@
       <w:tr>
         <w:tc>
           <w:tcPr>
-            <w:tcW w:type="dxa" w:w="1134"/>
+            <w:tcW w:type="dxa" w:w="964"/>
           </w:tcPr>
           <w:p>
             <w:r>
@@ -475,7 +509,7 @@
         </w:tc>
         <w:tc>
           <w:tcPr>
-            <w:tcW w:type="dxa" w:w="1361"/>
+            <w:tcW w:type="dxa" w:w="1247"/>
           </w:tcPr>
           <w:p>
             <w:r>
@@ -500,7 +534,23 @@
         </w:tc>
         <w:tc>
           <w:tcPr>
-            <w:tcW w:type="dxa" w:w="1361"/>
+            <w:tcW w:type="dxa" w:w="1531"/>
+          </w:tcPr>
+          <w:p>
+            <w:r>
+              <w:rPr>
+                <w:b/>
+                <w:i w:val="0"/>
+                <w:color w:val="16A34A"/>
+                <w:sz w:val="16"/>
+              </w:rPr>
+              <w:t>—</w:t>
+            </w:r>
+          </w:p>
+        </w:tc>
+        <w:tc>
+          <w:tcPr>
+            <w:tcW w:type="dxa" w:w="1191"/>
           </w:tcPr>
           <w:p>
             <w:r>
@@ -516,7 +566,7 @@
         </w:tc>
         <w:tc>
           <w:tcPr>
-            <w:tcW w:type="dxa" w:w="5839"/>
+            <w:tcW w:type="dxa" w:w="4706"/>
           </w:tcPr>
           <w:p>
             <w:r>
@@ -533,7 +583,7 @@
       <w:tr>
         <w:tc>
           <w:tcPr>
-            <w:tcW w:type="dxa" w:w="1134"/>
+            <w:tcW w:type="dxa" w:w="964"/>
           </w:tcPr>
           <w:p>
             <w:r>
@@ -549,7 +599,7 @@
         </w:tc>
         <w:tc>
           <w:tcPr>
-            <w:tcW w:type="dxa" w:w="1361"/>
+            <w:tcW w:type="dxa" w:w="1247"/>
           </w:tcPr>
           <w:p>
             <w:r>
@@ -574,7 +624,23 @@
         </w:tc>
         <w:tc>
           <w:tcPr>
-            <w:tcW w:type="dxa" w:w="1361"/>
+            <w:tcW w:type="dxa" w:w="1531"/>
+          </w:tcPr>
+          <w:p>
+            <w:r>
+              <w:rPr>
+                <w:b/>
+                <w:i w:val="0"/>
+                <w:color w:val="16A34A"/>
+                <w:sz w:val="16"/>
+              </w:rPr>
+              <w:t>—</w:t>
+            </w:r>
+          </w:p>
+        </w:tc>
+        <w:tc>
+          <w:tcPr>
+            <w:tcW w:type="dxa" w:w="1191"/>
           </w:tcPr>
           <w:p>
             <w:r>
@@ -590,7 +656,7 @@
         </w:tc>
         <w:tc>
           <w:tcPr>
-            <w:tcW w:type="dxa" w:w="5839"/>
+            <w:tcW w:type="dxa" w:w="4706"/>
           </w:tcPr>
           <w:p>
             <w:r>
@@ -607,7 +673,7 @@
       <w:tr>
         <w:tc>
           <w:tcPr>
-            <w:tcW w:type="dxa" w:w="1134"/>
+            <w:tcW w:type="dxa" w:w="964"/>
           </w:tcPr>
           <w:p>
             <w:r>
@@ -623,7 +689,7 @@
         </w:tc>
         <w:tc>
           <w:tcPr>
-            <w:tcW w:type="dxa" w:w="1361"/>
+            <w:tcW w:type="dxa" w:w="1247"/>
           </w:tcPr>
           <w:p>
             <w:r>
@@ -648,7 +714,23 @@
         </w:tc>
         <w:tc>
           <w:tcPr>
-            <w:tcW w:type="dxa" w:w="1361"/>
+            <w:tcW w:type="dxa" w:w="1531"/>
+          </w:tcPr>
+          <w:p>
+            <w:r>
+              <w:rPr>
+                <w:b/>
+                <w:i w:val="0"/>
+                <w:color w:val="16A34A"/>
+                <w:sz w:val="16"/>
+              </w:rPr>
+              <w:t>—</w:t>
+            </w:r>
+          </w:p>
+        </w:tc>
+        <w:tc>
+          <w:tcPr>
+            <w:tcW w:type="dxa" w:w="1191"/>
           </w:tcPr>
           <w:p>
             <w:r>
@@ -664,7 +746,7 @@
         </w:tc>
         <w:tc>
           <w:tcPr>
-            <w:tcW w:type="dxa" w:w="5839"/>
+            <w:tcW w:type="dxa" w:w="4706"/>
           </w:tcPr>
           <w:p>
             <w:r>
@@ -681,7 +763,7 @@
       <w:tr>
         <w:tc>
           <w:tcPr>
-            <w:tcW w:type="dxa" w:w="1134"/>
+            <w:tcW w:type="dxa" w:w="964"/>
           </w:tcPr>
           <w:p>
             <w:r>
@@ -697,7 +779,7 @@
         </w:tc>
         <w:tc>
           <w:tcPr>
-            <w:tcW w:type="dxa" w:w="1361"/>
+            <w:tcW w:type="dxa" w:w="1247"/>
           </w:tcPr>
           <w:p>
             <w:r>
@@ -722,7 +804,23 @@
         </w:tc>
         <w:tc>
           <w:tcPr>
-            <w:tcW w:type="dxa" w:w="1361"/>
+            <w:tcW w:type="dxa" w:w="1531"/>
+          </w:tcPr>
+          <w:p>
+            <w:r>
+              <w:rPr>
+                <w:b/>
+                <w:i w:val="0"/>
+                <w:color w:val="16A34A"/>
+                <w:sz w:val="16"/>
+              </w:rPr>
+              <w:t>—</w:t>
+            </w:r>
+          </w:p>
+        </w:tc>
+        <w:tc>
+          <w:tcPr>
+            <w:tcW w:type="dxa" w:w="1191"/>
           </w:tcPr>
           <w:p>
             <w:r>
@@ -738,7 +836,7 @@
         </w:tc>
         <w:tc>
           <w:tcPr>
-            <w:tcW w:type="dxa" w:w="5839"/>
+            <w:tcW w:type="dxa" w:w="4706"/>
           </w:tcPr>
           <w:p>
             <w:r>
@@ -755,7 +853,7 @@
       <w:tr>
         <w:tc>
           <w:tcPr>
-            <w:tcW w:type="dxa" w:w="1134"/>
+            <w:tcW w:type="dxa" w:w="964"/>
           </w:tcPr>
           <w:p>
             <w:r>
@@ -771,7 +869,7 @@
         </w:tc>
         <w:tc>
           <w:tcPr>
-            <w:tcW w:type="dxa" w:w="1361"/>
+            <w:tcW w:type="dxa" w:w="1247"/>
           </w:tcPr>
           <w:p>
             <w:r>
@@ -796,7 +894,23 @@
         </w:tc>
         <w:tc>
           <w:tcPr>
-            <w:tcW w:type="dxa" w:w="1361"/>
+            <w:tcW w:type="dxa" w:w="1531"/>
+          </w:tcPr>
+          <w:p>
+            <w:r>
+              <w:rPr>
+                <w:b/>
+                <w:i w:val="0"/>
+                <w:color w:val="16A34A"/>
+                <w:sz w:val="16"/>
+              </w:rPr>
+              <w:t>—</w:t>
+            </w:r>
+          </w:p>
+        </w:tc>
+        <w:tc>
+          <w:tcPr>
+            <w:tcW w:type="dxa" w:w="1191"/>
           </w:tcPr>
           <w:p>
             <w:r>
@@ -812,7 +926,7 @@
         </w:tc>
         <w:tc>
           <w:tcPr>
-            <w:tcW w:type="dxa" w:w="5839"/>
+            <w:tcW w:type="dxa" w:w="4706"/>
           </w:tcPr>
           <w:p>
             <w:r>
@@ -829,7 +943,7 @@
       <w:tr>
         <w:tc>
           <w:tcPr>
-            <w:tcW w:type="dxa" w:w="1134"/>
+            <w:tcW w:type="dxa" w:w="964"/>
           </w:tcPr>
           <w:p>
             <w:r>
@@ -845,7 +959,7 @@
         </w:tc>
         <w:tc>
           <w:tcPr>
-            <w:tcW w:type="dxa" w:w="1361"/>
+            <w:tcW w:type="dxa" w:w="1247"/>
           </w:tcPr>
           <w:p>
             <w:r>
@@ -870,7 +984,23 @@
         </w:tc>
         <w:tc>
           <w:tcPr>
-            <w:tcW w:type="dxa" w:w="1361"/>
+            <w:tcW w:type="dxa" w:w="1531"/>
+          </w:tcPr>
+          <w:p>
+            <w:r>
+              <w:rPr>
+                <w:b/>
+                <w:i w:val="0"/>
+                <w:color w:val="16A34A"/>
+                <w:sz w:val="16"/>
+              </w:rPr>
+              <w:t>—</w:t>
+            </w:r>
+          </w:p>
+        </w:tc>
+        <w:tc>
+          <w:tcPr>
+            <w:tcW w:type="dxa" w:w="1191"/>
           </w:tcPr>
           <w:p>
             <w:r>
@@ -886,7 +1016,7 @@
         </w:tc>
         <w:tc>
           <w:tcPr>
-            <w:tcW w:type="dxa" w:w="5839"/>
+            <w:tcW w:type="dxa" w:w="4706"/>
           </w:tcPr>
           <w:p>
             <w:r>
@@ -903,7 +1033,7 @@
       <w:tr>
         <w:tc>
           <w:tcPr>
-            <w:tcW w:type="dxa" w:w="1134"/>
+            <w:tcW w:type="dxa" w:w="964"/>
           </w:tcPr>
           <w:p>
             <w:r>
@@ -919,7 +1049,7 @@
         </w:tc>
         <w:tc>
           <w:tcPr>
-            <w:tcW w:type="dxa" w:w="1361"/>
+            <w:tcW w:type="dxa" w:w="1247"/>
           </w:tcPr>
           <w:p>
             <w:r>
@@ -944,7 +1074,23 @@
         </w:tc>
         <w:tc>
           <w:tcPr>
-            <w:tcW w:type="dxa" w:w="1361"/>
+            <w:tcW w:type="dxa" w:w="1531"/>
+          </w:tcPr>
+          <w:p>
+            <w:r>
+              <w:rPr>
+                <w:b/>
+                <w:i w:val="0"/>
+                <w:color w:val="16A34A"/>
+                <w:sz w:val="16"/>
+              </w:rPr>
+              <w:t>—</w:t>
+            </w:r>
+          </w:p>
+        </w:tc>
+        <w:tc>
+          <w:tcPr>
+            <w:tcW w:type="dxa" w:w="1191"/>
           </w:tcPr>
           <w:p>
             <w:r>
@@ -960,7 +1106,7 @@
         </w:tc>
         <w:tc>
           <w:tcPr>
-            <w:tcW w:type="dxa" w:w="5839"/>
+            <w:tcW w:type="dxa" w:w="4706"/>
           </w:tcPr>
           <w:p>
             <w:r>
@@ -977,7 +1123,7 @@
       <w:tr>
         <w:tc>
           <w:tcPr>
-            <w:tcW w:type="dxa" w:w="1134"/>
+            <w:tcW w:type="dxa" w:w="964"/>
           </w:tcPr>
           <w:p>
             <w:r>
@@ -993,7 +1139,7 @@
         </w:tc>
         <w:tc>
           <w:tcPr>
-            <w:tcW w:type="dxa" w:w="1361"/>
+            <w:tcW w:type="dxa" w:w="1247"/>
           </w:tcPr>
           <w:p>
             <w:r>
@@ -1018,7 +1164,23 @@
         </w:tc>
         <w:tc>
           <w:tcPr>
-            <w:tcW w:type="dxa" w:w="1361"/>
+            <w:tcW w:type="dxa" w:w="1531"/>
+          </w:tcPr>
+          <w:p>
+            <w:r>
+              <w:rPr>
+                <w:b/>
+                <w:i w:val="0"/>
+                <w:color w:val="16A34A"/>
+                <w:sz w:val="16"/>
+              </w:rPr>
+              <w:t>—</w:t>
+            </w:r>
+          </w:p>
+        </w:tc>
+        <w:tc>
+          <w:tcPr>
+            <w:tcW w:type="dxa" w:w="1191"/>
           </w:tcPr>
           <w:p>
             <w:r>
@@ -1034,7 +1196,7 @@
         </w:tc>
         <w:tc>
           <w:tcPr>
-            <w:tcW w:type="dxa" w:w="5839"/>
+            <w:tcW w:type="dxa" w:w="4706"/>
           </w:tcPr>
           <w:p>
             <w:r>
@@ -1051,7 +1213,7 @@
       <w:tr>
         <w:tc>
           <w:tcPr>
-            <w:tcW w:type="dxa" w:w="1134"/>
+            <w:tcW w:type="dxa" w:w="964"/>
           </w:tcPr>
           <w:p>
             <w:r>
@@ -1067,7 +1229,7 @@
         </w:tc>
         <w:tc>
           <w:tcPr>
-            <w:tcW w:type="dxa" w:w="1361"/>
+            <w:tcW w:type="dxa" w:w="1247"/>
           </w:tcPr>
           <w:p>
             <w:r>
@@ -1092,7 +1254,23 @@
         </w:tc>
         <w:tc>
           <w:tcPr>
-            <w:tcW w:type="dxa" w:w="1361"/>
+            <w:tcW w:type="dxa" w:w="1531"/>
+          </w:tcPr>
+          <w:p>
+            <w:r>
+              <w:rPr>
+                <w:b/>
+                <w:i w:val="0"/>
+                <w:color w:val="16A34A"/>
+                <w:sz w:val="16"/>
+              </w:rPr>
+              <w:t>—</w:t>
+            </w:r>
+          </w:p>
+        </w:tc>
+        <w:tc>
+          <w:tcPr>
+            <w:tcW w:type="dxa" w:w="1191"/>
           </w:tcPr>
           <w:p>
             <w:r>
@@ -1108,7 +1286,7 @@
         </w:tc>
         <w:tc>
           <w:tcPr>
-            <w:tcW w:type="dxa" w:w="5839"/>
+            <w:tcW w:type="dxa" w:w="4706"/>
           </w:tcPr>
           <w:p>
             <w:r>
@@ -1125,7 +1303,7 @@
       <w:tr>
         <w:tc>
           <w:tcPr>
-            <w:tcW w:type="dxa" w:w="1134"/>
+            <w:tcW w:type="dxa" w:w="964"/>
           </w:tcPr>
           <w:p>
             <w:r>
@@ -1141,7 +1319,7 @@
         </w:tc>
         <w:tc>
           <w:tcPr>
-            <w:tcW w:type="dxa" w:w="1361"/>
+            <w:tcW w:type="dxa" w:w="1247"/>
           </w:tcPr>
           <w:p>
             <w:r>
@@ -1166,7 +1344,23 @@
         </w:tc>
         <w:tc>
           <w:tcPr>
-            <w:tcW w:type="dxa" w:w="1361"/>
+            <w:tcW w:type="dxa" w:w="1531"/>
+          </w:tcPr>
+          <w:p>
+            <w:r>
+              <w:rPr>
+                <w:b/>
+                <w:i w:val="0"/>
+                <w:color w:val="16A34A"/>
+                <w:sz w:val="16"/>
+              </w:rPr>
+              <w:t>—</w:t>
+            </w:r>
+          </w:p>
+        </w:tc>
+        <w:tc>
+          <w:tcPr>
+            <w:tcW w:type="dxa" w:w="1191"/>
           </w:tcPr>
           <w:p>
             <w:r>
@@ -1182,7 +1376,7 @@
         </w:tc>
         <w:tc>
           <w:tcPr>
-            <w:tcW w:type="dxa" w:w="5839"/>
+            <w:tcW w:type="dxa" w:w="4706"/>
           </w:tcPr>
           <w:p>
             <w:r>
@@ -1199,7 +1393,7 @@
       <w:tr>
         <w:tc>
           <w:tcPr>
-            <w:tcW w:type="dxa" w:w="1134"/>
+            <w:tcW w:type="dxa" w:w="964"/>
           </w:tcPr>
           <w:p>
             <w:r>
@@ -1215,7 +1409,7 @@
         </w:tc>
         <w:tc>
           <w:tcPr>
-            <w:tcW w:type="dxa" w:w="1361"/>
+            <w:tcW w:type="dxa" w:w="1247"/>
           </w:tcPr>
           <w:p>
             <w:r>
@@ -1240,7 +1434,23 @@
         </w:tc>
         <w:tc>
           <w:tcPr>
-            <w:tcW w:type="dxa" w:w="1361"/>
+            <w:tcW w:type="dxa" w:w="1531"/>
+          </w:tcPr>
+          <w:p>
+            <w:r>
+              <w:rPr>
+                <w:b/>
+                <w:i w:val="0"/>
+                <w:color w:val="16A34A"/>
+                <w:sz w:val="16"/>
+              </w:rPr>
+              <w:t>—</w:t>
+            </w:r>
+          </w:p>
+        </w:tc>
+        <w:tc>
+          <w:tcPr>
+            <w:tcW w:type="dxa" w:w="1191"/>
           </w:tcPr>
           <w:p>
             <w:r>
@@ -1256,7 +1466,7 @@
         </w:tc>
         <w:tc>
           <w:tcPr>
-            <w:tcW w:type="dxa" w:w="5839"/>
+            <w:tcW w:type="dxa" w:w="4706"/>
           </w:tcPr>
           <w:p>
             <w:r>
@@ -1273,7 +1483,7 @@
       <w:tr>
         <w:tc>
           <w:tcPr>
-            <w:tcW w:type="dxa" w:w="1134"/>
+            <w:tcW w:type="dxa" w:w="964"/>
           </w:tcPr>
           <w:p>
             <w:r>
@@ -1289,7 +1499,7 @@
         </w:tc>
         <w:tc>
           <w:tcPr>
-            <w:tcW w:type="dxa" w:w="1361"/>
+            <w:tcW w:type="dxa" w:w="1247"/>
           </w:tcPr>
           <w:p>
             <w:r>
@@ -1314,7 +1524,23 @@
         </w:tc>
         <w:tc>
           <w:tcPr>
-            <w:tcW w:type="dxa" w:w="1361"/>
+            <w:tcW w:type="dxa" w:w="1531"/>
+          </w:tcPr>
+          <w:p>
+            <w:r>
+              <w:rPr>
+                <w:b/>
+                <w:i w:val="0"/>
+                <w:color w:val="16A34A"/>
+                <w:sz w:val="16"/>
+              </w:rPr>
+              <w:t>—</w:t>
+            </w:r>
+          </w:p>
+        </w:tc>
+        <w:tc>
+          <w:tcPr>
+            <w:tcW w:type="dxa" w:w="1191"/>
           </w:tcPr>
           <w:p>
             <w:r>
@@ -1330,7 +1556,7 @@
         </w:tc>
         <w:tc>
           <w:tcPr>
-            <w:tcW w:type="dxa" w:w="5839"/>
+            <w:tcW w:type="dxa" w:w="4706"/>
           </w:tcPr>
           <w:p>
             <w:r>
@@ -1347,7 +1573,7 @@
       <w:tr>
         <w:tc>
           <w:tcPr>
-            <w:tcW w:type="dxa" w:w="1134"/>
+            <w:tcW w:type="dxa" w:w="964"/>
           </w:tcPr>
           <w:p>
             <w:r>
@@ -1363,7 +1589,7 @@
         </w:tc>
         <w:tc>
           <w:tcPr>
-            <w:tcW w:type="dxa" w:w="1361"/>
+            <w:tcW w:type="dxa" w:w="1247"/>
           </w:tcPr>
           <w:p>
             <w:r>
@@ -1388,7 +1614,23 @@
         </w:tc>
         <w:tc>
           <w:tcPr>
-            <w:tcW w:type="dxa" w:w="1361"/>
+            <w:tcW w:type="dxa" w:w="1531"/>
+          </w:tcPr>
+          <w:p>
+            <w:r>
+              <w:rPr>
+                <w:b/>
+                <w:i w:val="0"/>
+                <w:color w:val="16A34A"/>
+                <w:sz w:val="16"/>
+              </w:rPr>
+              <w:t>—</w:t>
+            </w:r>
+          </w:p>
+        </w:tc>
+        <w:tc>
+          <w:tcPr>
+            <w:tcW w:type="dxa" w:w="1191"/>
           </w:tcPr>
           <w:p>
             <w:r>
@@ -1404,7 +1646,7 @@
         </w:tc>
         <w:tc>
           <w:tcPr>
-            <w:tcW w:type="dxa" w:w="5839"/>
+            <w:tcW w:type="dxa" w:w="4706"/>
           </w:tcPr>
           <w:p>
             <w:r>
@@ -1421,7 +1663,7 @@
       <w:tr>
         <w:tc>
           <w:tcPr>
-            <w:tcW w:type="dxa" w:w="1134"/>
+            <w:tcW w:type="dxa" w:w="964"/>
           </w:tcPr>
           <w:p>
             <w:r>
@@ -1437,7 +1679,7 @@
         </w:tc>
         <w:tc>
           <w:tcPr>
-            <w:tcW w:type="dxa" w:w="1361"/>
+            <w:tcW w:type="dxa" w:w="1247"/>
           </w:tcPr>
           <w:p>
             <w:r>
@@ -1462,7 +1704,23 @@
         </w:tc>
         <w:tc>
           <w:tcPr>
-            <w:tcW w:type="dxa" w:w="1361"/>
+            <w:tcW w:type="dxa" w:w="1531"/>
+          </w:tcPr>
+          <w:p>
+            <w:r>
+              <w:rPr>
+                <w:b/>
+                <w:i w:val="0"/>
+                <w:color w:val="16A34A"/>
+                <w:sz w:val="16"/>
+              </w:rPr>
+              <w:t>—</w:t>
+            </w:r>
+          </w:p>
+        </w:tc>
+        <w:tc>
+          <w:tcPr>
+            <w:tcW w:type="dxa" w:w="1191"/>
           </w:tcPr>
           <w:p>
             <w:r>
@@ -1478,7 +1736,7 @@
         </w:tc>
         <w:tc>
           <w:tcPr>
-            <w:tcW w:type="dxa" w:w="5839"/>
+            <w:tcW w:type="dxa" w:w="4706"/>
           </w:tcPr>
           <w:p>
             <w:r>
@@ -1495,7 +1753,7 @@
       <w:tr>
         <w:tc>
           <w:tcPr>
-            <w:tcW w:type="dxa" w:w="1134"/>
+            <w:tcW w:type="dxa" w:w="964"/>
           </w:tcPr>
           <w:p>
             <w:r>
@@ -1511,7 +1769,7 @@
         </w:tc>
         <w:tc>
           <w:tcPr>
-            <w:tcW w:type="dxa" w:w="1361"/>
+            <w:tcW w:type="dxa" w:w="1247"/>
           </w:tcPr>
           <w:p>
             <w:r>
@@ -1536,7 +1794,23 @@
         </w:tc>
         <w:tc>
           <w:tcPr>
-            <w:tcW w:type="dxa" w:w="1361"/>
+            <w:tcW w:type="dxa" w:w="1531"/>
+          </w:tcPr>
+          <w:p>
+            <w:r>
+              <w:rPr>
+                <w:b/>
+                <w:i w:val="0"/>
+                <w:color w:val="16A34A"/>
+                <w:sz w:val="16"/>
+              </w:rPr>
+              <w:t>—</w:t>
+            </w:r>
+          </w:p>
+        </w:tc>
+        <w:tc>
+          <w:tcPr>
+            <w:tcW w:type="dxa" w:w="1191"/>
           </w:tcPr>
           <w:p>
             <w:r>
@@ -1552,7 +1826,7 @@
         </w:tc>
         <w:tc>
           <w:tcPr>
-            <w:tcW w:type="dxa" w:w="5839"/>
+            <w:tcW w:type="dxa" w:w="4706"/>
           </w:tcPr>
           <w:p>
             <w:r>
@@ -1569,7 +1843,7 @@
       <w:tr>
         <w:tc>
           <w:tcPr>
-            <w:tcW w:type="dxa" w:w="1134"/>
+            <w:tcW w:type="dxa" w:w="964"/>
           </w:tcPr>
           <w:p>
             <w:r>
@@ -1585,7 +1859,7 @@
         </w:tc>
         <w:tc>
           <w:tcPr>
-            <w:tcW w:type="dxa" w:w="1361"/>
+            <w:tcW w:type="dxa" w:w="1247"/>
           </w:tcPr>
           <w:p>
             <w:r>
@@ -1610,7 +1884,23 @@
         </w:tc>
         <w:tc>
           <w:tcPr>
-            <w:tcW w:type="dxa" w:w="1361"/>
+            <w:tcW w:type="dxa" w:w="1531"/>
+          </w:tcPr>
+          <w:p>
+            <w:r>
+              <w:rPr>
+                <w:b/>
+                <w:i w:val="0"/>
+                <w:color w:val="16A34A"/>
+                <w:sz w:val="16"/>
+              </w:rPr>
+              <w:t>—</w:t>
+            </w:r>
+          </w:p>
+        </w:tc>
+        <w:tc>
+          <w:tcPr>
+            <w:tcW w:type="dxa" w:w="1191"/>
           </w:tcPr>
           <w:p>
             <w:r>
@@ -1626,7 +1916,7 @@
         </w:tc>
         <w:tc>
           <w:tcPr>
-            <w:tcW w:type="dxa" w:w="5839"/>
+            <w:tcW w:type="dxa" w:w="4706"/>
           </w:tcPr>
           <w:p>
             <w:r>
@@ -1643,7 +1933,7 @@
       <w:tr>
         <w:tc>
           <w:tcPr>
-            <w:tcW w:type="dxa" w:w="1134"/>
+            <w:tcW w:type="dxa" w:w="964"/>
           </w:tcPr>
           <w:p>
             <w:r>
@@ -1659,7 +1949,7 @@
         </w:tc>
         <w:tc>
           <w:tcPr>
-            <w:tcW w:type="dxa" w:w="1361"/>
+            <w:tcW w:type="dxa" w:w="1247"/>
           </w:tcPr>
           <w:p>
             <w:r>
@@ -1684,7 +1974,23 @@
         </w:tc>
         <w:tc>
           <w:tcPr>
-            <w:tcW w:type="dxa" w:w="1361"/>
+            <w:tcW w:type="dxa" w:w="1531"/>
+          </w:tcPr>
+          <w:p>
+            <w:r>
+              <w:rPr>
+                <w:b/>
+                <w:i w:val="0"/>
+                <w:color w:val="16A34A"/>
+                <w:sz w:val="16"/>
+              </w:rPr>
+              <w:t>s02q03</w:t>
+            </w:r>
+          </w:p>
+        </w:tc>
+        <w:tc>
+          <w:tcPr>
+            <w:tcW w:type="dxa" w:w="1191"/>
           </w:tcPr>
           <w:p>
             <w:r>
@@ -1700,7 +2006,7 @@
         </w:tc>
         <w:tc>
           <w:tcPr>
-            <w:tcW w:type="dxa" w:w="5839"/>
+            <w:tcW w:type="dxa" w:w="4706"/>
           </w:tcPr>
           <w:p>
             <w:r>
@@ -1717,7 +2023,7 @@
       <w:tr>
         <w:tc>
           <w:tcPr>
-            <w:tcW w:type="dxa" w:w="1134"/>
+            <w:tcW w:type="dxa" w:w="964"/>
           </w:tcPr>
           <w:p>
             <w:r>
@@ -1733,7 +2039,7 @@
         </w:tc>
         <w:tc>
           <w:tcPr>
-            <w:tcW w:type="dxa" w:w="1361"/>
+            <w:tcW w:type="dxa" w:w="1247"/>
           </w:tcPr>
           <w:p>
             <w:r>
@@ -1758,7 +2064,23 @@
         </w:tc>
         <w:tc>
           <w:tcPr>
-            <w:tcW w:type="dxa" w:w="1361"/>
+            <w:tcW w:type="dxa" w:w="1531"/>
+          </w:tcPr>
+          <w:p>
+            <w:r>
+              <w:rPr>
+                <w:b/>
+                <w:i w:val="0"/>
+                <w:color w:val="16A34A"/>
+                <w:sz w:val="16"/>
+              </w:rPr>
+              <w:t>—</w:t>
+            </w:r>
+          </w:p>
+        </w:tc>
+        <w:tc>
+          <w:tcPr>
+            <w:tcW w:type="dxa" w:w="1191"/>
           </w:tcPr>
           <w:p>
             <w:r>
@@ -1774,7 +2096,7 @@
         </w:tc>
         <w:tc>
           <w:tcPr>
-            <w:tcW w:type="dxa" w:w="5839"/>
+            <w:tcW w:type="dxa" w:w="4706"/>
           </w:tcPr>
           <w:p>
             <w:r>
@@ -1791,7 +2113,7 @@
       <w:tr>
         <w:tc>
           <w:tcPr>
-            <w:tcW w:type="dxa" w:w="1134"/>
+            <w:tcW w:type="dxa" w:w="964"/>
           </w:tcPr>
           <w:p>
             <w:r>
@@ -1807,7 +2129,7 @@
         </w:tc>
         <w:tc>
           <w:tcPr>
-            <w:tcW w:type="dxa" w:w="1361"/>
+            <w:tcW w:type="dxa" w:w="1247"/>
           </w:tcPr>
           <w:p>
             <w:r>
@@ -1832,7 +2154,23 @@
         </w:tc>
         <w:tc>
           <w:tcPr>
-            <w:tcW w:type="dxa" w:w="1361"/>
+            <w:tcW w:type="dxa" w:w="1531"/>
+          </w:tcPr>
+          <w:p>
+            <w:r>
+              <w:rPr>
+                <w:b/>
+                <w:i w:val="0"/>
+                <w:color w:val="16A34A"/>
+                <w:sz w:val="16"/>
+              </w:rPr>
+              <w:t>—</w:t>
+            </w:r>
+          </w:p>
+        </w:tc>
+        <w:tc>
+          <w:tcPr>
+            <w:tcW w:type="dxa" w:w="1191"/>
           </w:tcPr>
           <w:p>
             <w:r>
@@ -1848,7 +2186,7 @@
         </w:tc>
         <w:tc>
           <w:tcPr>
-            <w:tcW w:type="dxa" w:w="5839"/>
+            <w:tcW w:type="dxa" w:w="4706"/>
           </w:tcPr>
           <w:p>
             <w:r>
@@ -1865,7 +2203,7 @@
       <w:tr>
         <w:tc>
           <w:tcPr>
-            <w:tcW w:type="dxa" w:w="1134"/>
+            <w:tcW w:type="dxa" w:w="964"/>
           </w:tcPr>
           <w:p>
             <w:r>
@@ -1881,7 +2219,7 @@
         </w:tc>
         <w:tc>
           <w:tcPr>
-            <w:tcW w:type="dxa" w:w="1361"/>
+            <w:tcW w:type="dxa" w:w="1247"/>
           </w:tcPr>
           <w:p>
             <w:r>
@@ -1906,7 +2244,23 @@
         </w:tc>
         <w:tc>
           <w:tcPr>
-            <w:tcW w:type="dxa" w:w="1361"/>
+            <w:tcW w:type="dxa" w:w="1531"/>
+          </w:tcPr>
+          <w:p>
+            <w:r>
+              <w:rPr>
+                <w:b/>
+                <w:i w:val="0"/>
+                <w:color w:val="16A34A"/>
+                <w:sz w:val="16"/>
+              </w:rPr>
+              <w:t>s02q03</w:t>
+            </w:r>
+          </w:p>
+        </w:tc>
+        <w:tc>
+          <w:tcPr>
+            <w:tcW w:type="dxa" w:w="1191"/>
           </w:tcPr>
           <w:p>
             <w:r>
@@ -1922,7 +2276,7 @@
         </w:tc>
         <w:tc>
           <w:tcPr>
-            <w:tcW w:type="dxa" w:w="5839"/>
+            <w:tcW w:type="dxa" w:w="4706"/>
           </w:tcPr>
           <w:p>
             <w:r>
@@ -1939,7 +2293,7 @@
       <w:tr>
         <w:tc>
           <w:tcPr>
-            <w:tcW w:type="dxa" w:w="1134"/>
+            <w:tcW w:type="dxa" w:w="964"/>
           </w:tcPr>
           <w:p>
             <w:r>
@@ -1955,7 +2309,7 @@
         </w:tc>
         <w:tc>
           <w:tcPr>
-            <w:tcW w:type="dxa" w:w="1361"/>
+            <w:tcW w:type="dxa" w:w="1247"/>
           </w:tcPr>
           <w:p>
             <w:r>
@@ -1980,7 +2334,23 @@
         </w:tc>
         <w:tc>
           <w:tcPr>
-            <w:tcW w:type="dxa" w:w="1361"/>
+            <w:tcW w:type="dxa" w:w="1531"/>
+          </w:tcPr>
+          <w:p>
+            <w:r>
+              <w:rPr>
+                <w:b/>
+                <w:i w:val="0"/>
+                <w:color w:val="16A34A"/>
+                <w:sz w:val="16"/>
+              </w:rPr>
+              <w:t>s02q03</w:t>
+            </w:r>
+          </w:p>
+        </w:tc>
+        <w:tc>
+          <w:tcPr>
+            <w:tcW w:type="dxa" w:w="1191"/>
           </w:tcPr>
           <w:p>
             <w:r>
@@ -1996,7 +2366,7 @@
         </w:tc>
         <w:tc>
           <w:tcPr>
-            <w:tcW w:type="dxa" w:w="5839"/>
+            <w:tcW w:type="dxa" w:w="4706"/>
           </w:tcPr>
           <w:p>
             <w:r>
@@ -2013,7 +2383,7 @@
       <w:tr>
         <w:tc>
           <w:tcPr>
-            <w:tcW w:type="dxa" w:w="1134"/>
+            <w:tcW w:type="dxa" w:w="964"/>
           </w:tcPr>
           <w:p>
             <w:r>
@@ -2029,7 +2399,7 @@
         </w:tc>
         <w:tc>
           <w:tcPr>
-            <w:tcW w:type="dxa" w:w="1361"/>
+            <w:tcW w:type="dxa" w:w="1247"/>
           </w:tcPr>
           <w:p>
             <w:r>
@@ -2054,7 +2424,23 @@
         </w:tc>
         <w:tc>
           <w:tcPr>
-            <w:tcW w:type="dxa" w:w="1361"/>
+            <w:tcW w:type="dxa" w:w="1531"/>
+          </w:tcPr>
+          <w:p>
+            <w:r>
+              <w:rPr>
+                <w:b/>
+                <w:i w:val="0"/>
+                <w:color w:val="16A34A"/>
+                <w:sz w:val="16"/>
+              </w:rPr>
+              <w:t>—</w:t>
+            </w:r>
+          </w:p>
+        </w:tc>
+        <w:tc>
+          <w:tcPr>
+            <w:tcW w:type="dxa" w:w="1191"/>
           </w:tcPr>
           <w:p>
             <w:r>
@@ -2070,7 +2456,7 @@
         </w:tc>
         <w:tc>
           <w:tcPr>
-            <w:tcW w:type="dxa" w:w="5839"/>
+            <w:tcW w:type="dxa" w:w="4706"/>
           </w:tcPr>
           <w:p>
             <w:r>
@@ -2087,7 +2473,7 @@
       <w:tr>
         <w:tc>
           <w:tcPr>
-            <w:tcW w:type="dxa" w:w="1134"/>
+            <w:tcW w:type="dxa" w:w="964"/>
           </w:tcPr>
           <w:p>
             <w:r>
@@ -2103,7 +2489,7 @@
         </w:tc>
         <w:tc>
           <w:tcPr>
-            <w:tcW w:type="dxa" w:w="1361"/>
+            <w:tcW w:type="dxa" w:w="1247"/>
           </w:tcPr>
           <w:p>
             <w:r>
@@ -2128,7 +2514,23 @@
         </w:tc>
         <w:tc>
           <w:tcPr>
-            <w:tcW w:type="dxa" w:w="1361"/>
+            <w:tcW w:type="dxa" w:w="1531"/>
+          </w:tcPr>
+          <w:p>
+            <w:r>
+              <w:rPr>
+                <w:b/>
+                <w:i w:val="0"/>
+                <w:color w:val="16A34A"/>
+                <w:sz w:val="16"/>
+              </w:rPr>
+              <w:t>—</w:t>
+            </w:r>
+          </w:p>
+        </w:tc>
+        <w:tc>
+          <w:tcPr>
+            <w:tcW w:type="dxa" w:w="1191"/>
           </w:tcPr>
           <w:p>
             <w:r>
@@ -2144,7 +2546,7 @@
         </w:tc>
         <w:tc>
           <w:tcPr>
-            <w:tcW w:type="dxa" w:w="5839"/>
+            <w:tcW w:type="dxa" w:w="4706"/>
           </w:tcPr>
           <w:p>
             <w:r>
@@ -2161,7 +2563,7 @@
       <w:tr>
         <w:tc>
           <w:tcPr>
-            <w:tcW w:type="dxa" w:w="1134"/>
+            <w:tcW w:type="dxa" w:w="964"/>
           </w:tcPr>
           <w:p>
             <w:r>
@@ -2177,7 +2579,7 @@
         </w:tc>
         <w:tc>
           <w:tcPr>
-            <w:tcW w:type="dxa" w:w="1361"/>
+            <w:tcW w:type="dxa" w:w="1247"/>
           </w:tcPr>
           <w:p>
             <w:r>
@@ -2202,7 +2604,23 @@
         </w:tc>
         <w:tc>
           <w:tcPr>
-            <w:tcW w:type="dxa" w:w="1361"/>
+            <w:tcW w:type="dxa" w:w="1531"/>
+          </w:tcPr>
+          <w:p>
+            <w:r>
+              <w:rPr>
+                <w:b/>
+                <w:i w:val="0"/>
+                <w:color w:val="16A34A"/>
+                <w:sz w:val="16"/>
+              </w:rPr>
+              <w:t>—</w:t>
+            </w:r>
+          </w:p>
+        </w:tc>
+        <w:tc>
+          <w:tcPr>
+            <w:tcW w:type="dxa" w:w="1191"/>
           </w:tcPr>
           <w:p>
             <w:r>
@@ -2218,7 +2636,7 @@
         </w:tc>
         <w:tc>
           <w:tcPr>
-            <w:tcW w:type="dxa" w:w="5839"/>
+            <w:tcW w:type="dxa" w:w="4706"/>
           </w:tcPr>
           <w:p>
             <w:r>
@@ -2235,7 +2653,7 @@
       <w:tr>
         <w:tc>
           <w:tcPr>
-            <w:tcW w:type="dxa" w:w="1134"/>
+            <w:tcW w:type="dxa" w:w="964"/>
           </w:tcPr>
           <w:p>
             <w:r>
@@ -2251,7 +2669,7 @@
         </w:tc>
         <w:tc>
           <w:tcPr>
-            <w:tcW w:type="dxa" w:w="1361"/>
+            <w:tcW w:type="dxa" w:w="1247"/>
           </w:tcPr>
           <w:p>
             <w:r>
@@ -2276,7 +2694,23 @@
         </w:tc>
         <w:tc>
           <w:tcPr>
-            <w:tcW w:type="dxa" w:w="1361"/>
+            <w:tcW w:type="dxa" w:w="1531"/>
+          </w:tcPr>
+          <w:p>
+            <w:r>
+              <w:rPr>
+                <w:b/>
+                <w:i w:val="0"/>
+                <w:color w:val="16A34A"/>
+                <w:sz w:val="16"/>
+              </w:rPr>
+              <w:t>—</w:t>
+            </w:r>
+          </w:p>
+        </w:tc>
+        <w:tc>
+          <w:tcPr>
+            <w:tcW w:type="dxa" w:w="1191"/>
           </w:tcPr>
           <w:p>
             <w:r>
@@ -2292,7 +2726,7 @@
         </w:tc>
         <w:tc>
           <w:tcPr>
-            <w:tcW w:type="dxa" w:w="5839"/>
+            <w:tcW w:type="dxa" w:w="4706"/>
           </w:tcPr>
           <w:p>
             <w:r>
@@ -2309,7 +2743,7 @@
       <w:tr>
         <w:tc>
           <w:tcPr>
-            <w:tcW w:type="dxa" w:w="1134"/>
+            <w:tcW w:type="dxa" w:w="964"/>
           </w:tcPr>
           <w:p>
             <w:r>
@@ -2325,7 +2759,7 @@
         </w:tc>
         <w:tc>
           <w:tcPr>
-            <w:tcW w:type="dxa" w:w="1361"/>
+            <w:tcW w:type="dxa" w:w="1247"/>
           </w:tcPr>
           <w:p>
             <w:r>
@@ -2350,7 +2784,23 @@
         </w:tc>
         <w:tc>
           <w:tcPr>
-            <w:tcW w:type="dxa" w:w="1361"/>
+            <w:tcW w:type="dxa" w:w="1531"/>
+          </w:tcPr>
+          <w:p>
+            <w:r>
+              <w:rPr>
+                <w:b/>
+                <w:i w:val="0"/>
+                <w:color w:val="16A34A"/>
+                <w:sz w:val="16"/>
+              </w:rPr>
+              <w:t>—</w:t>
+            </w:r>
+          </w:p>
+        </w:tc>
+        <w:tc>
+          <w:tcPr>
+            <w:tcW w:type="dxa" w:w="1191"/>
           </w:tcPr>
           <w:p>
             <w:r>
@@ -2366,7 +2816,7 @@
         </w:tc>
         <w:tc>
           <w:tcPr>
-            <w:tcW w:type="dxa" w:w="5839"/>
+            <w:tcW w:type="dxa" w:w="4706"/>
           </w:tcPr>
           <w:p>
             <w:r>
@@ -2383,7 +2833,7 @@
       <w:tr>
         <w:tc>
           <w:tcPr>
-            <w:tcW w:type="dxa" w:w="1134"/>
+            <w:tcW w:type="dxa" w:w="964"/>
           </w:tcPr>
           <w:p>
             <w:r>
@@ -2399,7 +2849,7 @@
         </w:tc>
         <w:tc>
           <w:tcPr>
-            <w:tcW w:type="dxa" w:w="1361"/>
+            <w:tcW w:type="dxa" w:w="1247"/>
           </w:tcPr>
           <w:p>
             <w:r>
@@ -2424,7 +2874,23 @@
         </w:tc>
         <w:tc>
           <w:tcPr>
-            <w:tcW w:type="dxa" w:w="1361"/>
+            <w:tcW w:type="dxa" w:w="1531"/>
+          </w:tcPr>
+          <w:p>
+            <w:r>
+              <w:rPr>
+                <w:b/>
+                <w:i w:val="0"/>
+                <w:color w:val="16A34A"/>
+                <w:sz w:val="16"/>
+              </w:rPr>
+              <w:t>s09aq03, s09aq04, s09aq05, s09aq06, s09aq07</w:t>
+            </w:r>
+          </w:p>
+        </w:tc>
+        <w:tc>
+          <w:tcPr>
+            <w:tcW w:type="dxa" w:w="1191"/>
           </w:tcPr>
           <w:p>
             <w:r>
@@ -2440,7 +2906,7 @@
         </w:tc>
         <w:tc>
           <w:tcPr>
-            <w:tcW w:type="dxa" w:w="5839"/>
+            <w:tcW w:type="dxa" w:w="4706"/>
           </w:tcPr>
           <w:p>
             <w:r>
@@ -2457,7 +2923,7 @@
       <w:tr>
         <w:tc>
           <w:tcPr>
-            <w:tcW w:type="dxa" w:w="1134"/>
+            <w:tcW w:type="dxa" w:w="964"/>
           </w:tcPr>
           <w:p>
             <w:r>
@@ -2473,7 +2939,7 @@
         </w:tc>
         <w:tc>
           <w:tcPr>
-            <w:tcW w:type="dxa" w:w="1361"/>
+            <w:tcW w:type="dxa" w:w="1247"/>
           </w:tcPr>
           <w:p>
             <w:r>
@@ -2498,7 +2964,23 @@
         </w:tc>
         <w:tc>
           <w:tcPr>
-            <w:tcW w:type="dxa" w:w="1361"/>
+            <w:tcW w:type="dxa" w:w="1531"/>
+          </w:tcPr>
+          <w:p>
+            <w:r>
+              <w:rPr>
+                <w:b/>
+                <w:i w:val="0"/>
+                <w:color w:val="16A34A"/>
+                <w:sz w:val="16"/>
+              </w:rPr>
+              <w:t>s09aq03, s09aq04, s09aq05, s09aq06, s09aq07</w:t>
+            </w:r>
+          </w:p>
+        </w:tc>
+        <w:tc>
+          <w:tcPr>
+            <w:tcW w:type="dxa" w:w="1191"/>
           </w:tcPr>
           <w:p>
             <w:r>
@@ -2514,7 +2996,7 @@
         </w:tc>
         <w:tc>
           <w:tcPr>
-            <w:tcW w:type="dxa" w:w="5839"/>
+            <w:tcW w:type="dxa" w:w="4706"/>
           </w:tcPr>
           <w:p>
             <w:r>
@@ -2531,7 +3013,7 @@
       <w:tr>
         <w:tc>
           <w:tcPr>
-            <w:tcW w:type="dxa" w:w="1134"/>
+            <w:tcW w:type="dxa" w:w="964"/>
           </w:tcPr>
           <w:p>
             <w:r>
@@ -2547,7 +3029,7 @@
         </w:tc>
         <w:tc>
           <w:tcPr>
-            <w:tcW w:type="dxa" w:w="1361"/>
+            <w:tcW w:type="dxa" w:w="1247"/>
           </w:tcPr>
           <w:p>
             <w:r>
@@ -2572,7 +3054,23 @@
         </w:tc>
         <w:tc>
           <w:tcPr>
-            <w:tcW w:type="dxa" w:w="1361"/>
+            <w:tcW w:type="dxa" w:w="1531"/>
+          </w:tcPr>
+          <w:p>
+            <w:r>
+              <w:rPr>
+                <w:b/>
+                <w:i w:val="0"/>
+                <w:color w:val="16A34A"/>
+                <w:sz w:val="16"/>
+              </w:rPr>
+              <w:t>s09aq03, s09aq04, s09aq05, s09aq06, s09aq07</w:t>
+            </w:r>
+          </w:p>
+        </w:tc>
+        <w:tc>
+          <w:tcPr>
+            <w:tcW w:type="dxa" w:w="1191"/>
           </w:tcPr>
           <w:p>
             <w:r>
@@ -2588,7 +3086,7 @@
         </w:tc>
         <w:tc>
           <w:tcPr>
-            <w:tcW w:type="dxa" w:w="5839"/>
+            <w:tcW w:type="dxa" w:w="4706"/>
           </w:tcPr>
           <w:p>
             <w:r>
@@ -2605,7 +3103,7 @@
       <w:tr>
         <w:tc>
           <w:tcPr>
-            <w:tcW w:type="dxa" w:w="1134"/>
+            <w:tcW w:type="dxa" w:w="964"/>
           </w:tcPr>
           <w:p>
             <w:r>
@@ -2621,7 +3119,7 @@
         </w:tc>
         <w:tc>
           <w:tcPr>
-            <w:tcW w:type="dxa" w:w="1361"/>
+            <w:tcW w:type="dxa" w:w="1247"/>
           </w:tcPr>
           <w:p>
             <w:r>
@@ -2646,7 +3144,23 @@
         </w:tc>
         <w:tc>
           <w:tcPr>
-            <w:tcW w:type="dxa" w:w="1361"/>
+            <w:tcW w:type="dxa" w:w="1531"/>
+          </w:tcPr>
+          <w:p>
+            <w:r>
+              <w:rPr>
+                <w:b/>
+                <w:i w:val="0"/>
+                <w:color w:val="16A34A"/>
+                <w:sz w:val="16"/>
+              </w:rPr>
+              <w:t>s09aq03, s09aq04, s09aq05, s09aq06, s09aq07</w:t>
+            </w:r>
+          </w:p>
+        </w:tc>
+        <w:tc>
+          <w:tcPr>
+            <w:tcW w:type="dxa" w:w="1191"/>
           </w:tcPr>
           <w:p>
             <w:r>
@@ -2662,7 +3176,7 @@
         </w:tc>
         <w:tc>
           <w:tcPr>
-            <w:tcW w:type="dxa" w:w="5839"/>
+            <w:tcW w:type="dxa" w:w="4706"/>
           </w:tcPr>
           <w:p>
             <w:r>
@@ -2679,7 +3193,7 @@
       <w:tr>
         <w:tc>
           <w:tcPr>
-            <w:tcW w:type="dxa" w:w="1134"/>
+            <w:tcW w:type="dxa" w:w="964"/>
           </w:tcPr>
           <w:p>
             <w:r>
@@ -2695,7 +3209,7 @@
         </w:tc>
         <w:tc>
           <w:tcPr>
-            <w:tcW w:type="dxa" w:w="1361"/>
+            <w:tcW w:type="dxa" w:w="1247"/>
           </w:tcPr>
           <w:p>
             <w:r>
@@ -2720,7 +3234,23 @@
         </w:tc>
         <w:tc>
           <w:tcPr>
-            <w:tcW w:type="dxa" w:w="1361"/>
+            <w:tcW w:type="dxa" w:w="1531"/>
+          </w:tcPr>
+          <w:p>
+            <w:r>
+              <w:rPr>
+                <w:b/>
+                <w:i w:val="0"/>
+                <w:color w:val="16A34A"/>
+                <w:sz w:val="16"/>
+              </w:rPr>
+              <w:t>s09aq03, s09aq04, s09aq05, s09aq06, s09aq07</w:t>
+            </w:r>
+          </w:p>
+        </w:tc>
+        <w:tc>
+          <w:tcPr>
+            <w:tcW w:type="dxa" w:w="1191"/>
           </w:tcPr>
           <w:p>
             <w:r>
@@ -2736,7 +3266,7 @@
         </w:tc>
         <w:tc>
           <w:tcPr>
-            <w:tcW w:type="dxa" w:w="5839"/>
+            <w:tcW w:type="dxa" w:w="4706"/>
           </w:tcPr>
           <w:p>
             <w:r>
@@ -2753,7 +3283,7 @@
       <w:tr>
         <w:tc>
           <w:tcPr>
-            <w:tcW w:type="dxa" w:w="1134"/>
+            <w:tcW w:type="dxa" w:w="964"/>
           </w:tcPr>
           <w:p>
             <w:r>
@@ -2769,7 +3299,7 @@
         </w:tc>
         <w:tc>
           <w:tcPr>
-            <w:tcW w:type="dxa" w:w="1361"/>
+            <w:tcW w:type="dxa" w:w="1247"/>
           </w:tcPr>
           <w:p>
             <w:r>
@@ -2794,7 +3324,23 @@
         </w:tc>
         <w:tc>
           <w:tcPr>
-            <w:tcW w:type="dxa" w:w="1361"/>
+            <w:tcW w:type="dxa" w:w="1531"/>
+          </w:tcPr>
+          <w:p>
+            <w:r>
+              <w:rPr>
+                <w:b/>
+                <w:i w:val="0"/>
+                <w:color w:val="16A34A"/>
+                <w:sz w:val="16"/>
+              </w:rPr>
+              <w:t>s09aq03, s09aq04, s09aq05, s09aq06, s09aq07</w:t>
+            </w:r>
+          </w:p>
+        </w:tc>
+        <w:tc>
+          <w:tcPr>
+            <w:tcW w:type="dxa" w:w="1191"/>
           </w:tcPr>
           <w:p>
             <w:r>
@@ -2810,7 +3356,7 @@
         </w:tc>
         <w:tc>
           <w:tcPr>
-            <w:tcW w:type="dxa" w:w="5839"/>
+            <w:tcW w:type="dxa" w:w="4706"/>
           </w:tcPr>
           <w:p>
             <w:r>
@@ -2827,7 +3373,7 @@
       <w:tr>
         <w:tc>
           <w:tcPr>
-            <w:tcW w:type="dxa" w:w="1134"/>
+            <w:tcW w:type="dxa" w:w="964"/>
           </w:tcPr>
           <w:p>
             <w:r>
@@ -2843,7 +3389,7 @@
         </w:tc>
         <w:tc>
           <w:tcPr>
-            <w:tcW w:type="dxa" w:w="1361"/>
+            <w:tcW w:type="dxa" w:w="1247"/>
           </w:tcPr>
           <w:p>
             <w:r>
@@ -2868,7 +3414,23 @@
         </w:tc>
         <w:tc>
           <w:tcPr>
-            <w:tcW w:type="dxa" w:w="1361"/>
+            <w:tcW w:type="dxa" w:w="1531"/>
+          </w:tcPr>
+          <w:p>
+            <w:r>
+              <w:rPr>
+                <w:b/>
+                <w:i w:val="0"/>
+                <w:color w:val="16A34A"/>
+                <w:sz w:val="16"/>
+              </w:rPr>
+              <w:t>s09aq03, s09aq04, s09aq05, s09aq06, s09aq07</w:t>
+            </w:r>
+          </w:p>
+        </w:tc>
+        <w:tc>
+          <w:tcPr>
+            <w:tcW w:type="dxa" w:w="1191"/>
           </w:tcPr>
           <w:p>
             <w:r>
@@ -2884,7 +3446,7 @@
         </w:tc>
         <w:tc>
           <w:tcPr>
-            <w:tcW w:type="dxa" w:w="5839"/>
+            <w:tcW w:type="dxa" w:w="4706"/>
           </w:tcPr>
           <w:p>
             <w:r>
@@ -2901,7 +3463,7 @@
       <w:tr>
         <w:tc>
           <w:tcPr>
-            <w:tcW w:type="dxa" w:w="1134"/>
+            <w:tcW w:type="dxa" w:w="964"/>
           </w:tcPr>
           <w:p>
             <w:r>
@@ -2917,7 +3479,7 @@
         </w:tc>
         <w:tc>
           <w:tcPr>
-            <w:tcW w:type="dxa" w:w="1361"/>
+            <w:tcW w:type="dxa" w:w="1247"/>
           </w:tcPr>
           <w:p>
             <w:r>
@@ -2942,7 +3504,23 @@
         </w:tc>
         <w:tc>
           <w:tcPr>
-            <w:tcW w:type="dxa" w:w="1361"/>
+            <w:tcW w:type="dxa" w:w="1531"/>
+          </w:tcPr>
+          <w:p>
+            <w:r>
+              <w:rPr>
+                <w:b/>
+                <w:i w:val="0"/>
+                <w:color w:val="16A34A"/>
+                <w:sz w:val="16"/>
+              </w:rPr>
+              <w:t>s09aq03, s09aq04, s09aq05, s09aq06, s09aq07</w:t>
+            </w:r>
+          </w:p>
+        </w:tc>
+        <w:tc>
+          <w:tcPr>
+            <w:tcW w:type="dxa" w:w="1191"/>
           </w:tcPr>
           <w:p>
             <w:r>
@@ -2958,7 +3536,7 @@
         </w:tc>
         <w:tc>
           <w:tcPr>
-            <w:tcW w:type="dxa" w:w="5839"/>
+            <w:tcW w:type="dxa" w:w="4706"/>
           </w:tcPr>
           <w:p>
             <w:r>
@@ -2975,7 +3553,7 @@
       <w:tr>
         <w:tc>
           <w:tcPr>
-            <w:tcW w:type="dxa" w:w="1134"/>
+            <w:tcW w:type="dxa" w:w="964"/>
           </w:tcPr>
           <w:p>
             <w:r>
@@ -2991,7 +3569,7 @@
         </w:tc>
         <w:tc>
           <w:tcPr>
-            <w:tcW w:type="dxa" w:w="1361"/>
+            <w:tcW w:type="dxa" w:w="1247"/>
           </w:tcPr>
           <w:p>
             <w:r>
@@ -3016,7 +3594,23 @@
         </w:tc>
         <w:tc>
           <w:tcPr>
-            <w:tcW w:type="dxa" w:w="1361"/>
+            <w:tcW w:type="dxa" w:w="1531"/>
+          </w:tcPr>
+          <w:p>
+            <w:r>
+              <w:rPr>
+                <w:b/>
+                <w:i w:val="0"/>
+                <w:color w:val="16A34A"/>
+                <w:sz w:val="16"/>
+              </w:rPr>
+              <w:t>s09aq03, s09aq04, s09aq05, s09aq06, s09aq07</w:t>
+            </w:r>
+          </w:p>
+        </w:tc>
+        <w:tc>
+          <w:tcPr>
+            <w:tcW w:type="dxa" w:w="1191"/>
           </w:tcPr>
           <w:p>
             <w:r>
@@ -3032,7 +3626,7 @@
         </w:tc>
         <w:tc>
           <w:tcPr>
-            <w:tcW w:type="dxa" w:w="5839"/>
+            <w:tcW w:type="dxa" w:w="4706"/>
           </w:tcPr>
           <w:p>
             <w:r>
@@ -3049,7 +3643,7 @@
       <w:tr>
         <w:tc>
           <w:tcPr>
-            <w:tcW w:type="dxa" w:w="1134"/>
+            <w:tcW w:type="dxa" w:w="964"/>
           </w:tcPr>
           <w:p>
             <w:r>
@@ -3065,7 +3659,7 @@
         </w:tc>
         <w:tc>
           <w:tcPr>
-            <w:tcW w:type="dxa" w:w="1361"/>
+            <w:tcW w:type="dxa" w:w="1247"/>
           </w:tcPr>
           <w:p>
             <w:r>
@@ -3090,7 +3684,23 @@
         </w:tc>
         <w:tc>
           <w:tcPr>
-            <w:tcW w:type="dxa" w:w="1361"/>
+            <w:tcW w:type="dxa" w:w="1531"/>
+          </w:tcPr>
+          <w:p>
+            <w:r>
+              <w:rPr>
+                <w:b/>
+                <w:i w:val="0"/>
+                <w:color w:val="16A34A"/>
+                <w:sz w:val="16"/>
+              </w:rPr>
+              <w:t>s09aq03, s09aq04, s09aq05, s09aq06, s09aq07</w:t>
+            </w:r>
+          </w:p>
+        </w:tc>
+        <w:tc>
+          <w:tcPr>
+            <w:tcW w:type="dxa" w:w="1191"/>
           </w:tcPr>
           <w:p>
             <w:r>
@@ -3106,7 +3716,7 @@
         </w:tc>
         <w:tc>
           <w:tcPr>
-            <w:tcW w:type="dxa" w:w="5839"/>
+            <w:tcW w:type="dxa" w:w="4706"/>
           </w:tcPr>
           <w:p>
             <w:r>
@@ -3123,7 +3733,7 @@
       <w:tr>
         <w:tc>
           <w:tcPr>
-            <w:tcW w:type="dxa" w:w="1134"/>
+            <w:tcW w:type="dxa" w:w="964"/>
           </w:tcPr>
           <w:p>
             <w:r>
@@ -3139,7 +3749,7 @@
         </w:tc>
         <w:tc>
           <w:tcPr>
-            <w:tcW w:type="dxa" w:w="1361"/>
+            <w:tcW w:type="dxa" w:w="1247"/>
           </w:tcPr>
           <w:p>
             <w:r>
@@ -3164,7 +3774,23 @@
         </w:tc>
         <w:tc>
           <w:tcPr>
-            <w:tcW w:type="dxa" w:w="1361"/>
+            <w:tcW w:type="dxa" w:w="1531"/>
+          </w:tcPr>
+          <w:p>
+            <w:r>
+              <w:rPr>
+                <w:b/>
+                <w:i w:val="0"/>
+                <w:color w:val="16A34A"/>
+                <w:sz w:val="16"/>
+              </w:rPr>
+              <w:t>s09aq03, s09aq04, s09aq05, s09aq06, s09aq07</w:t>
+            </w:r>
+          </w:p>
+        </w:tc>
+        <w:tc>
+          <w:tcPr>
+            <w:tcW w:type="dxa" w:w="1191"/>
           </w:tcPr>
           <w:p>
             <w:r>
@@ -3180,7 +3806,7 @@
         </w:tc>
         <w:tc>
           <w:tcPr>
-            <w:tcW w:type="dxa" w:w="5839"/>
+            <w:tcW w:type="dxa" w:w="4706"/>
           </w:tcPr>
           <w:p>
             <w:r>
@@ -3197,7 +3823,7 @@
       <w:tr>
         <w:tc>
           <w:tcPr>
-            <w:tcW w:type="dxa" w:w="1134"/>
+            <w:tcW w:type="dxa" w:w="964"/>
           </w:tcPr>
           <w:p>
             <w:r>
@@ -3213,7 +3839,7 @@
         </w:tc>
         <w:tc>
           <w:tcPr>
-            <w:tcW w:type="dxa" w:w="1361"/>
+            <w:tcW w:type="dxa" w:w="1247"/>
           </w:tcPr>
           <w:p>
             <w:r>
@@ -3238,7 +3864,23 @@
         </w:tc>
         <w:tc>
           <w:tcPr>
-            <w:tcW w:type="dxa" w:w="1361"/>
+            <w:tcW w:type="dxa" w:w="1531"/>
+          </w:tcPr>
+          <w:p>
+            <w:r>
+              <w:rPr>
+                <w:b/>
+                <w:i w:val="0"/>
+                <w:color w:val="16A34A"/>
+                <w:sz w:val="16"/>
+              </w:rPr>
+              <w:t>s09aq03, s09aq04, s09aq05, s09aq06, s09aq07</w:t>
+            </w:r>
+          </w:p>
+        </w:tc>
+        <w:tc>
+          <w:tcPr>
+            <w:tcW w:type="dxa" w:w="1191"/>
           </w:tcPr>
           <w:p>
             <w:r>
@@ -3254,7 +3896,7 @@
         </w:tc>
         <w:tc>
           <w:tcPr>
-            <w:tcW w:type="dxa" w:w="5839"/>
+            <w:tcW w:type="dxa" w:w="4706"/>
           </w:tcPr>
           <w:p>
             <w:r>
@@ -3271,7 +3913,7 @@
       <w:tr>
         <w:tc>
           <w:tcPr>
-            <w:tcW w:type="dxa" w:w="1134"/>
+            <w:tcW w:type="dxa" w:w="964"/>
           </w:tcPr>
           <w:p>
             <w:r>
@@ -3287,7 +3929,7 @@
         </w:tc>
         <w:tc>
           <w:tcPr>
-            <w:tcW w:type="dxa" w:w="1361"/>
+            <w:tcW w:type="dxa" w:w="1247"/>
           </w:tcPr>
           <w:p>
             <w:r>
@@ -3312,7 +3954,23 @@
         </w:tc>
         <w:tc>
           <w:tcPr>
-            <w:tcW w:type="dxa" w:w="1361"/>
+            <w:tcW w:type="dxa" w:w="1531"/>
+          </w:tcPr>
+          <w:p>
+            <w:r>
+              <w:rPr>
+                <w:b/>
+                <w:i w:val="0"/>
+                <w:color w:val="16A34A"/>
+                <w:sz w:val="16"/>
+              </w:rPr>
+              <w:t>—</w:t>
+            </w:r>
+          </w:p>
+        </w:tc>
+        <w:tc>
+          <w:tcPr>
+            <w:tcW w:type="dxa" w:w="1191"/>
           </w:tcPr>
           <w:p>
             <w:r>
@@ -3328,7 +3986,7 @@
         </w:tc>
         <w:tc>
           <w:tcPr>
-            <w:tcW w:type="dxa" w:w="5839"/>
+            <w:tcW w:type="dxa" w:w="4706"/>
           </w:tcPr>
           <w:p>
             <w:r>
@@ -3345,7 +4003,7 @@
       <w:tr>
         <w:tc>
           <w:tcPr>
-            <w:tcW w:type="dxa" w:w="1134"/>
+            <w:tcW w:type="dxa" w:w="964"/>
           </w:tcPr>
           <w:p>
             <w:r>
@@ -3361,7 +4019,7 @@
         </w:tc>
         <w:tc>
           <w:tcPr>
-            <w:tcW w:type="dxa" w:w="1361"/>
+            <w:tcW w:type="dxa" w:w="1247"/>
           </w:tcPr>
           <w:p>
             <w:r>
@@ -3386,7 +4044,23 @@
         </w:tc>
         <w:tc>
           <w:tcPr>
-            <w:tcW w:type="dxa" w:w="1361"/>
+            <w:tcW w:type="dxa" w:w="1531"/>
+          </w:tcPr>
+          <w:p>
+            <w:r>
+              <w:rPr>
+                <w:b/>
+                <w:i w:val="0"/>
+                <w:color w:val="16A34A"/>
+                <w:sz w:val="16"/>
+              </w:rPr>
+              <w:t>—</w:t>
+            </w:r>
+          </w:p>
+        </w:tc>
+        <w:tc>
+          <w:tcPr>
+            <w:tcW w:type="dxa" w:w="1191"/>
           </w:tcPr>
           <w:p>
             <w:r>
@@ -3402,7 +4076,7 @@
         </w:tc>
         <w:tc>
           <w:tcPr>
-            <w:tcW w:type="dxa" w:w="5839"/>
+            <w:tcW w:type="dxa" w:w="4706"/>
           </w:tcPr>
           <w:p>
             <w:r>
@@ -3419,7 +4093,7 @@
       <w:tr>
         <w:tc>
           <w:tcPr>
-            <w:tcW w:type="dxa" w:w="1134"/>
+            <w:tcW w:type="dxa" w:w="964"/>
           </w:tcPr>
           <w:p>
             <w:r>
@@ -3435,7 +4109,7 @@
         </w:tc>
         <w:tc>
           <w:tcPr>
-            <w:tcW w:type="dxa" w:w="1361"/>
+            <w:tcW w:type="dxa" w:w="1247"/>
           </w:tcPr>
           <w:p>
             <w:r>
@@ -3460,7 +4134,23 @@
         </w:tc>
         <w:tc>
           <w:tcPr>
-            <w:tcW w:type="dxa" w:w="1361"/>
+            <w:tcW w:type="dxa" w:w="1531"/>
+          </w:tcPr>
+          <w:p>
+            <w:r>
+              <w:rPr>
+                <w:b/>
+                <w:i w:val="0"/>
+                <w:color w:val="16A34A"/>
+                <w:sz w:val="16"/>
+              </w:rPr>
+              <w:t>—</w:t>
+            </w:r>
+          </w:p>
+        </w:tc>
+        <w:tc>
+          <w:tcPr>
+            <w:tcW w:type="dxa" w:w="1191"/>
           </w:tcPr>
           <w:p>
             <w:r>
@@ -3476,7 +4166,7 @@
         </w:tc>
         <w:tc>
           <w:tcPr>
-            <w:tcW w:type="dxa" w:w="5839"/>
+            <w:tcW w:type="dxa" w:w="4706"/>
           </w:tcPr>
           <w:p>
             <w:r>
@@ -3493,7 +4183,7 @@
       <w:tr>
         <w:tc>
           <w:tcPr>
-            <w:tcW w:type="dxa" w:w="1134"/>
+            <w:tcW w:type="dxa" w:w="964"/>
           </w:tcPr>
           <w:p>
             <w:r>
@@ -3509,7 +4199,7 @@
         </w:tc>
         <w:tc>
           <w:tcPr>
-            <w:tcW w:type="dxa" w:w="1361"/>
+            <w:tcW w:type="dxa" w:w="1247"/>
           </w:tcPr>
           <w:p>
             <w:r>
@@ -3534,7 +4224,23 @@
         </w:tc>
         <w:tc>
           <w:tcPr>
-            <w:tcW w:type="dxa" w:w="1361"/>
+            <w:tcW w:type="dxa" w:w="1531"/>
+          </w:tcPr>
+          <w:p>
+            <w:r>
+              <w:rPr>
+                <w:b/>
+                <w:i w:val="0"/>
+                <w:color w:val="16A34A"/>
+                <w:sz w:val="16"/>
+              </w:rPr>
+              <w:t>—</w:t>
+            </w:r>
+          </w:p>
+        </w:tc>
+        <w:tc>
+          <w:tcPr>
+            <w:tcW w:type="dxa" w:w="1191"/>
           </w:tcPr>
           <w:p>
             <w:r>
@@ -3550,7 +4256,7 @@
         </w:tc>
         <w:tc>
           <w:tcPr>
-            <w:tcW w:type="dxa" w:w="5839"/>
+            <w:tcW w:type="dxa" w:w="4706"/>
           </w:tcPr>
           <w:p>
             <w:r>
@@ -3567,7 +4273,7 @@
       <w:tr>
         <w:tc>
           <w:tcPr>
-            <w:tcW w:type="dxa" w:w="1134"/>
+            <w:tcW w:type="dxa" w:w="964"/>
           </w:tcPr>
           <w:p>
             <w:r>
@@ -3583,7 +4289,7 @@
         </w:tc>
         <w:tc>
           <w:tcPr>
-            <w:tcW w:type="dxa" w:w="1361"/>
+            <w:tcW w:type="dxa" w:w="1247"/>
           </w:tcPr>
           <w:p>
             <w:r>
@@ -3608,7 +4314,23 @@
         </w:tc>
         <w:tc>
           <w:tcPr>
-            <w:tcW w:type="dxa" w:w="1361"/>
+            <w:tcW w:type="dxa" w:w="1531"/>
+          </w:tcPr>
+          <w:p>
+            <w:r>
+              <w:rPr>
+                <w:b/>
+                <w:i w:val="0"/>
+                <w:color w:val="16A34A"/>
+                <w:sz w:val="16"/>
+              </w:rPr>
+              <w:t>—</w:t>
+            </w:r>
+          </w:p>
+        </w:tc>
+        <w:tc>
+          <w:tcPr>
+            <w:tcW w:type="dxa" w:w="1191"/>
           </w:tcPr>
           <w:p>
             <w:r>
@@ -3624,7 +4346,7 @@
         </w:tc>
         <w:tc>
           <w:tcPr>
-            <w:tcW w:type="dxa" w:w="5839"/>
+            <w:tcW w:type="dxa" w:w="4706"/>
           </w:tcPr>
           <w:p>
             <w:r>
@@ -3641,7 +4363,7 @@
       <w:tr>
         <w:tc>
           <w:tcPr>
-            <w:tcW w:type="dxa" w:w="1134"/>
+            <w:tcW w:type="dxa" w:w="964"/>
           </w:tcPr>
           <w:p>
             <w:r>
@@ -3657,7 +4379,7 @@
         </w:tc>
         <w:tc>
           <w:tcPr>
-            <w:tcW w:type="dxa" w:w="1361"/>
+            <w:tcW w:type="dxa" w:w="1247"/>
           </w:tcPr>
           <w:p>
             <w:r>
@@ -3682,7 +4404,23 @@
         </w:tc>
         <w:tc>
           <w:tcPr>
-            <w:tcW w:type="dxa" w:w="1361"/>
+            <w:tcW w:type="dxa" w:w="1531"/>
+          </w:tcPr>
+          <w:p>
+            <w:r>
+              <w:rPr>
+                <w:b/>
+                <w:i w:val="0"/>
+                <w:color w:val="16A34A"/>
+                <w:sz w:val="16"/>
+              </w:rPr>
+              <w:t>—</w:t>
+            </w:r>
+          </w:p>
+        </w:tc>
+        <w:tc>
+          <w:tcPr>
+            <w:tcW w:type="dxa" w:w="1191"/>
           </w:tcPr>
           <w:p>
             <w:r>
@@ -3698,7 +4436,7 @@
         </w:tc>
         <w:tc>
           <w:tcPr>
-            <w:tcW w:type="dxa" w:w="5839"/>
+            <w:tcW w:type="dxa" w:w="4706"/>
           </w:tcPr>
           <w:p>
             <w:r>
@@ -3715,7 +4453,7 @@
       <w:tr>
         <w:tc>
           <w:tcPr>
-            <w:tcW w:type="dxa" w:w="1134"/>
+            <w:tcW w:type="dxa" w:w="964"/>
           </w:tcPr>
           <w:p>
             <w:r>
@@ -3731,7 +4469,7 @@
         </w:tc>
         <w:tc>
           <w:tcPr>
-            <w:tcW w:type="dxa" w:w="1361"/>
+            <w:tcW w:type="dxa" w:w="1247"/>
           </w:tcPr>
           <w:p>
             <w:r>
@@ -3756,7 +4494,23 @@
         </w:tc>
         <w:tc>
           <w:tcPr>
-            <w:tcW w:type="dxa" w:w="1361"/>
+            <w:tcW w:type="dxa" w:w="1531"/>
+          </w:tcPr>
+          <w:p>
+            <w:r>
+              <w:rPr>
+                <w:b/>
+                <w:i w:val="0"/>
+                <w:color w:val="16A34A"/>
+                <w:sz w:val="16"/>
+              </w:rPr>
+              <w:t>—</w:t>
+            </w:r>
+          </w:p>
+        </w:tc>
+        <w:tc>
+          <w:tcPr>
+            <w:tcW w:type="dxa" w:w="1191"/>
           </w:tcPr>
           <w:p>
             <w:r>
@@ -3772,7 +4526,7 @@
         </w:tc>
         <w:tc>
           <w:tcPr>
-            <w:tcW w:type="dxa" w:w="5839"/>
+            <w:tcW w:type="dxa" w:w="4706"/>
           </w:tcPr>
           <w:p>
             <w:r>
@@ -3789,7 +4543,7 @@
       <w:tr>
         <w:tc>
           <w:tcPr>
-            <w:tcW w:type="dxa" w:w="1134"/>
+            <w:tcW w:type="dxa" w:w="964"/>
           </w:tcPr>
           <w:p>
             <w:r>
@@ -3805,7 +4559,7 @@
         </w:tc>
         <w:tc>
           <w:tcPr>
-            <w:tcW w:type="dxa" w:w="1361"/>
+            <w:tcW w:type="dxa" w:w="1247"/>
           </w:tcPr>
           <w:p>
             <w:r>
@@ -3830,7 +4584,23 @@
         </w:tc>
         <w:tc>
           <w:tcPr>
-            <w:tcW w:type="dxa" w:w="1361"/>
+            <w:tcW w:type="dxa" w:w="1531"/>
+          </w:tcPr>
+          <w:p>
+            <w:r>
+              <w:rPr>
+                <w:b/>
+                <w:i w:val="0"/>
+                <w:color w:val="16A34A"/>
+                <w:sz w:val="16"/>
+              </w:rPr>
+              <w:t>—</w:t>
+            </w:r>
+          </w:p>
+        </w:tc>
+        <w:tc>
+          <w:tcPr>
+            <w:tcW w:type="dxa" w:w="1191"/>
           </w:tcPr>
           <w:p>
             <w:r>
@@ -3846,7 +4616,7 @@
         </w:tc>
         <w:tc>
           <w:tcPr>
-            <w:tcW w:type="dxa" w:w="5839"/>
+            <w:tcW w:type="dxa" w:w="4706"/>
           </w:tcPr>
           <w:p>
             <w:r>
@@ -3863,7 +4633,7 @@
       <w:tr>
         <w:tc>
           <w:tcPr>
-            <w:tcW w:type="dxa" w:w="1134"/>
+            <w:tcW w:type="dxa" w:w="964"/>
           </w:tcPr>
           <w:p>
             <w:r>
@@ -3879,7 +4649,7 @@
         </w:tc>
         <w:tc>
           <w:tcPr>
-            <w:tcW w:type="dxa" w:w="1361"/>
+            <w:tcW w:type="dxa" w:w="1247"/>
           </w:tcPr>
           <w:p>
             <w:r>
@@ -3904,7 +4674,23 @@
         </w:tc>
         <w:tc>
           <w:tcPr>
-            <w:tcW w:type="dxa" w:w="1361"/>
+            <w:tcW w:type="dxa" w:w="1531"/>
+          </w:tcPr>
+          <w:p>
+            <w:r>
+              <w:rPr>
+                <w:b/>
+                <w:i w:val="0"/>
+                <w:color w:val="16A34A"/>
+                <w:sz w:val="16"/>
+              </w:rPr>
+              <w:t>—</w:t>
+            </w:r>
+          </w:p>
+        </w:tc>
+        <w:tc>
+          <w:tcPr>
+            <w:tcW w:type="dxa" w:w="1191"/>
           </w:tcPr>
           <w:p>
             <w:r>
@@ -3920,7 +4706,7 @@
         </w:tc>
         <w:tc>
           <w:tcPr>
-            <w:tcW w:type="dxa" w:w="5839"/>
+            <w:tcW w:type="dxa" w:w="4706"/>
           </w:tcPr>
           <w:p>
             <w:r>
@@ -3937,7 +4723,7 @@
       <w:tr>
         <w:tc>
           <w:tcPr>
-            <w:tcW w:type="dxa" w:w="1134"/>
+            <w:tcW w:type="dxa" w:w="964"/>
           </w:tcPr>
           <w:p>
             <w:r>
@@ -3953,7 +4739,7 @@
         </w:tc>
         <w:tc>
           <w:tcPr>
-            <w:tcW w:type="dxa" w:w="1361"/>
+            <w:tcW w:type="dxa" w:w="1247"/>
           </w:tcPr>
           <w:p>
             <w:r>
@@ -3978,7 +4764,23 @@
         </w:tc>
         <w:tc>
           <w:tcPr>
-            <w:tcW w:type="dxa" w:w="1361"/>
+            <w:tcW w:type="dxa" w:w="1531"/>
+          </w:tcPr>
+          <w:p>
+            <w:r>
+              <w:rPr>
+                <w:b/>
+                <w:i w:val="0"/>
+                <w:color w:val="16A34A"/>
+                <w:sz w:val="16"/>
+              </w:rPr>
+              <w:t>—</w:t>
+            </w:r>
+          </w:p>
+        </w:tc>
+        <w:tc>
+          <w:tcPr>
+            <w:tcW w:type="dxa" w:w="1191"/>
           </w:tcPr>
           <w:p>
             <w:r>
@@ -3994,7 +4796,7 @@
         </w:tc>
         <w:tc>
           <w:tcPr>
-            <w:tcW w:type="dxa" w:w="5839"/>
+            <w:tcW w:type="dxa" w:w="4706"/>
           </w:tcPr>
           <w:p>
             <w:r>
@@ -4011,7 +4813,7 @@
       <w:tr>
         <w:tc>
           <w:tcPr>
-            <w:tcW w:type="dxa" w:w="1134"/>
+            <w:tcW w:type="dxa" w:w="964"/>
           </w:tcPr>
           <w:p>
             <w:r>
@@ -4027,7 +4829,7 @@
         </w:tc>
         <w:tc>
           <w:tcPr>
-            <w:tcW w:type="dxa" w:w="1361"/>
+            <w:tcW w:type="dxa" w:w="1247"/>
           </w:tcPr>
           <w:p>
             <w:r>
@@ -4052,7 +4854,23 @@
         </w:tc>
         <w:tc>
           <w:tcPr>
-            <w:tcW w:type="dxa" w:w="1361"/>
+            <w:tcW w:type="dxa" w:w="1531"/>
+          </w:tcPr>
+          <w:p>
+            <w:r>
+              <w:rPr>
+                <w:b/>
+                <w:i w:val="0"/>
+                <w:color w:val="16A34A"/>
+                <w:sz w:val="16"/>
+              </w:rPr>
+              <w:t>—</w:t>
+            </w:r>
+          </w:p>
+        </w:tc>
+        <w:tc>
+          <w:tcPr>
+            <w:tcW w:type="dxa" w:w="1191"/>
           </w:tcPr>
           <w:p>
             <w:r>
@@ -4068,7 +4886,7 @@
         </w:tc>
         <w:tc>
           <w:tcPr>
-            <w:tcW w:type="dxa" w:w="5839"/>
+            <w:tcW w:type="dxa" w:w="4706"/>
           </w:tcPr>
           <w:p>
             <w:r>
@@ -4085,7 +4903,7 @@
       <w:tr>
         <w:tc>
           <w:tcPr>
-            <w:tcW w:type="dxa" w:w="1134"/>
+            <w:tcW w:type="dxa" w:w="964"/>
           </w:tcPr>
           <w:p>
             <w:r>
@@ -4101,7 +4919,7 @@
         </w:tc>
         <w:tc>
           <w:tcPr>
-            <w:tcW w:type="dxa" w:w="1361"/>
+            <w:tcW w:type="dxa" w:w="1247"/>
           </w:tcPr>
           <w:p>
             <w:r>
@@ -4126,7 +4944,23 @@
         </w:tc>
         <w:tc>
           <w:tcPr>
-            <w:tcW w:type="dxa" w:w="1361"/>
+            <w:tcW w:type="dxa" w:w="1531"/>
+          </w:tcPr>
+          <w:p>
+            <w:r>
+              <w:rPr>
+                <w:b/>
+                <w:i w:val="0"/>
+                <w:color w:val="16A34A"/>
+                <w:sz w:val="16"/>
+              </w:rPr>
+              <w:t>—</w:t>
+            </w:r>
+          </w:p>
+        </w:tc>
+        <w:tc>
+          <w:tcPr>
+            <w:tcW w:type="dxa" w:w="1191"/>
           </w:tcPr>
           <w:p>
             <w:r>
@@ -4142,7 +4976,7 @@
         </w:tc>
         <w:tc>
           <w:tcPr>
-            <w:tcW w:type="dxa" w:w="5839"/>
+            <w:tcW w:type="dxa" w:w="4706"/>
           </w:tcPr>
           <w:p>
             <w:r>
@@ -4159,7 +4993,7 @@
       <w:tr>
         <w:tc>
           <w:tcPr>
-            <w:tcW w:type="dxa" w:w="1134"/>
+            <w:tcW w:type="dxa" w:w="964"/>
           </w:tcPr>
           <w:p>
             <w:r>
@@ -4175,7 +5009,7 @@
         </w:tc>
         <w:tc>
           <w:tcPr>
-            <w:tcW w:type="dxa" w:w="1361"/>
+            <w:tcW w:type="dxa" w:w="1247"/>
           </w:tcPr>
           <w:p>
             <w:r>
@@ -4200,7 +5034,23 @@
         </w:tc>
         <w:tc>
           <w:tcPr>
-            <w:tcW w:type="dxa" w:w="1361"/>
+            <w:tcW w:type="dxa" w:w="1531"/>
+          </w:tcPr>
+          <w:p>
+            <w:r>
+              <w:rPr>
+                <w:b/>
+                <w:i w:val="0"/>
+                <w:color w:val="16A34A"/>
+                <w:sz w:val="16"/>
+              </w:rPr>
+              <w:t>—</w:t>
+            </w:r>
+          </w:p>
+        </w:tc>
+        <w:tc>
+          <w:tcPr>
+            <w:tcW w:type="dxa" w:w="1191"/>
           </w:tcPr>
           <w:p>
             <w:r>
@@ -4216,7 +5066,7 @@
         </w:tc>
         <w:tc>
           <w:tcPr>
-            <w:tcW w:type="dxa" w:w="5839"/>
+            <w:tcW w:type="dxa" w:w="4706"/>
           </w:tcPr>
           <w:p>
             <w:r>
@@ -4233,7 +5083,7 @@
       <w:tr>
         <w:tc>
           <w:tcPr>
-            <w:tcW w:type="dxa" w:w="1134"/>
+            <w:tcW w:type="dxa" w:w="964"/>
           </w:tcPr>
           <w:p>
             <w:r>
@@ -4249,7 +5099,7 @@
         </w:tc>
         <w:tc>
           <w:tcPr>
-            <w:tcW w:type="dxa" w:w="1361"/>
+            <w:tcW w:type="dxa" w:w="1247"/>
           </w:tcPr>
           <w:p>
             <w:r>
@@ -4274,7 +5124,23 @@
         </w:tc>
         <w:tc>
           <w:tcPr>
-            <w:tcW w:type="dxa" w:w="1361"/>
+            <w:tcW w:type="dxa" w:w="1531"/>
+          </w:tcPr>
+          <w:p>
+            <w:r>
+              <w:rPr>
+                <w:b/>
+                <w:i w:val="0"/>
+                <w:color w:val="16A34A"/>
+                <w:sz w:val="16"/>
+              </w:rPr>
+              <w:t>—</w:t>
+            </w:r>
+          </w:p>
+        </w:tc>
+        <w:tc>
+          <w:tcPr>
+            <w:tcW w:type="dxa" w:w="1191"/>
           </w:tcPr>
           <w:p>
             <w:r>
@@ -4290,7 +5156,7 @@
         </w:tc>
         <w:tc>
           <w:tcPr>
-            <w:tcW w:type="dxa" w:w="5839"/>
+            <w:tcW w:type="dxa" w:w="4706"/>
           </w:tcPr>
           <w:p>
             <w:r>
@@ -4307,7 +5173,7 @@
       <w:tr>
         <w:tc>
           <w:tcPr>
-            <w:tcW w:type="dxa" w:w="1134"/>
+            <w:tcW w:type="dxa" w:w="964"/>
           </w:tcPr>
           <w:p>
             <w:r>
@@ -4323,7 +5189,7 @@
         </w:tc>
         <w:tc>
           <w:tcPr>
-            <w:tcW w:type="dxa" w:w="1361"/>
+            <w:tcW w:type="dxa" w:w="1247"/>
           </w:tcPr>
           <w:p>
             <w:r>
@@ -4348,7 +5214,23 @@
         </w:tc>
         <w:tc>
           <w:tcPr>
-            <w:tcW w:type="dxa" w:w="1361"/>
+            <w:tcW w:type="dxa" w:w="1531"/>
+          </w:tcPr>
+          <w:p>
+            <w:r>
+              <w:rPr>
+                <w:b/>
+                <w:i w:val="0"/>
+                <w:color w:val="16A34A"/>
+                <w:sz w:val="16"/>
+              </w:rPr>
+              <w:t>—</w:t>
+            </w:r>
+          </w:p>
+        </w:tc>
+        <w:tc>
+          <w:tcPr>
+            <w:tcW w:type="dxa" w:w="1191"/>
           </w:tcPr>
           <w:p>
             <w:r>
@@ -4364,7 +5246,7 @@
         </w:tc>
         <w:tc>
           <w:tcPr>
-            <w:tcW w:type="dxa" w:w="5839"/>
+            <w:tcW w:type="dxa" w:w="4706"/>
           </w:tcPr>
           <w:p>
             <w:r>
@@ -4381,7 +5263,7 @@
       <w:tr>
         <w:tc>
           <w:tcPr>
-            <w:tcW w:type="dxa" w:w="1134"/>
+            <w:tcW w:type="dxa" w:w="964"/>
           </w:tcPr>
           <w:p>
             <w:r>
@@ -4397,7 +5279,7 @@
         </w:tc>
         <w:tc>
           <w:tcPr>
-            <w:tcW w:type="dxa" w:w="1361"/>
+            <w:tcW w:type="dxa" w:w="1247"/>
           </w:tcPr>
           <w:p>
             <w:r>
@@ -4422,7 +5304,23 @@
         </w:tc>
         <w:tc>
           <w:tcPr>
-            <w:tcW w:type="dxa" w:w="1361"/>
+            <w:tcW w:type="dxa" w:w="1531"/>
+          </w:tcPr>
+          <w:p>
+            <w:r>
+              <w:rPr>
+                <w:b/>
+                <w:i w:val="0"/>
+                <w:color w:val="16A34A"/>
+                <w:sz w:val="16"/>
+              </w:rPr>
+              <w:t>—</w:t>
+            </w:r>
+          </w:p>
+        </w:tc>
+        <w:tc>
+          <w:tcPr>
+            <w:tcW w:type="dxa" w:w="1191"/>
           </w:tcPr>
           <w:p>
             <w:r>
@@ -4438,7 +5336,7 @@
         </w:tc>
         <w:tc>
           <w:tcPr>
-            <w:tcW w:type="dxa" w:w="5839"/>
+            <w:tcW w:type="dxa" w:w="4706"/>
           </w:tcPr>
           <w:p>
             <w:r>
@@ -4455,7 +5353,7 @@
       <w:tr>
         <w:tc>
           <w:tcPr>
-            <w:tcW w:type="dxa" w:w="1134"/>
+            <w:tcW w:type="dxa" w:w="964"/>
           </w:tcPr>
           <w:p>
             <w:r>
@@ -4471,7 +5369,7 @@
         </w:tc>
         <w:tc>
           <w:tcPr>
-            <w:tcW w:type="dxa" w:w="1361"/>
+            <w:tcW w:type="dxa" w:w="1247"/>
           </w:tcPr>
           <w:p>
             <w:r>
@@ -4496,7 +5394,23 @@
         </w:tc>
         <w:tc>
           <w:tcPr>
-            <w:tcW w:type="dxa" w:w="1361"/>
+            <w:tcW w:type="dxa" w:w="1531"/>
+          </w:tcPr>
+          <w:p>
+            <w:r>
+              <w:rPr>
+                <w:b/>
+                <w:i w:val="0"/>
+                <w:color w:val="16A34A"/>
+                <w:sz w:val="16"/>
+              </w:rPr>
+              <w:t>—</w:t>
+            </w:r>
+          </w:p>
+        </w:tc>
+        <w:tc>
+          <w:tcPr>
+            <w:tcW w:type="dxa" w:w="1191"/>
           </w:tcPr>
           <w:p>
             <w:r>
@@ -4512,7 +5426,7 @@
         </w:tc>
         <w:tc>
           <w:tcPr>
-            <w:tcW w:type="dxa" w:w="5839"/>
+            <w:tcW w:type="dxa" w:w="4706"/>
           </w:tcPr>
           <w:p>
             <w:r>
@@ -4529,7 +5443,7 @@
       <w:tr>
         <w:tc>
           <w:tcPr>
-            <w:tcW w:type="dxa" w:w="1134"/>
+            <w:tcW w:type="dxa" w:w="964"/>
           </w:tcPr>
           <w:p>
             <w:r>
@@ -4545,7 +5459,7 @@
         </w:tc>
         <w:tc>
           <w:tcPr>
-            <w:tcW w:type="dxa" w:w="1361"/>
+            <w:tcW w:type="dxa" w:w="1247"/>
           </w:tcPr>
           <w:p>
             <w:r>
@@ -4570,7 +5484,23 @@
         </w:tc>
         <w:tc>
           <w:tcPr>
-            <w:tcW w:type="dxa" w:w="1361"/>
+            <w:tcW w:type="dxa" w:w="1531"/>
+          </w:tcPr>
+          <w:p>
+            <w:r>
+              <w:rPr>
+                <w:b/>
+                <w:i w:val="0"/>
+                <w:color w:val="16A34A"/>
+                <w:sz w:val="16"/>
+              </w:rPr>
+              <w:t>—</w:t>
+            </w:r>
+          </w:p>
+        </w:tc>
+        <w:tc>
+          <w:tcPr>
+            <w:tcW w:type="dxa" w:w="1191"/>
           </w:tcPr>
           <w:p>
             <w:r>
@@ -4586,7 +5516,7 @@
         </w:tc>
         <w:tc>
           <w:tcPr>
-            <w:tcW w:type="dxa" w:w="5839"/>
+            <w:tcW w:type="dxa" w:w="4706"/>
           </w:tcPr>
           <w:p>
             <w:r>
@@ -4603,7 +5533,7 @@
       <w:tr>
         <w:tc>
           <w:tcPr>
-            <w:tcW w:type="dxa" w:w="1134"/>
+            <w:tcW w:type="dxa" w:w="964"/>
           </w:tcPr>
           <w:p>
             <w:r>
@@ -4619,7 +5549,7 @@
         </w:tc>
         <w:tc>
           <w:tcPr>
-            <w:tcW w:type="dxa" w:w="1361"/>
+            <w:tcW w:type="dxa" w:w="1247"/>
           </w:tcPr>
           <w:p>
             <w:r>
@@ -4644,7 +5574,23 @@
         </w:tc>
         <w:tc>
           <w:tcPr>
-            <w:tcW w:type="dxa" w:w="1361"/>
+            <w:tcW w:type="dxa" w:w="1531"/>
+          </w:tcPr>
+          <w:p>
+            <w:r>
+              <w:rPr>
+                <w:b/>
+                <w:i w:val="0"/>
+                <w:color w:val="16A34A"/>
+                <w:sz w:val="16"/>
+              </w:rPr>
+              <w:t>—</w:t>
+            </w:r>
+          </w:p>
+        </w:tc>
+        <w:tc>
+          <w:tcPr>
+            <w:tcW w:type="dxa" w:w="1191"/>
           </w:tcPr>
           <w:p>
             <w:r>
@@ -4660,7 +5606,7 @@
         </w:tc>
         <w:tc>
           <w:tcPr>
-            <w:tcW w:type="dxa" w:w="5839"/>
+            <w:tcW w:type="dxa" w:w="4706"/>
           </w:tcPr>
           <w:p>
             <w:r>
@@ -4677,7 +5623,7 @@
       <w:tr>
         <w:tc>
           <w:tcPr>
-            <w:tcW w:type="dxa" w:w="1134"/>
+            <w:tcW w:type="dxa" w:w="964"/>
           </w:tcPr>
           <w:p>
             <w:r>
@@ -4693,7 +5639,7 @@
         </w:tc>
         <w:tc>
           <w:tcPr>
-            <w:tcW w:type="dxa" w:w="1361"/>
+            <w:tcW w:type="dxa" w:w="1247"/>
           </w:tcPr>
           <w:p>
             <w:r>
@@ -4718,7 +5664,23 @@
         </w:tc>
         <w:tc>
           <w:tcPr>
-            <w:tcW w:type="dxa" w:w="1361"/>
+            <w:tcW w:type="dxa" w:w="1531"/>
+          </w:tcPr>
+          <w:p>
+            <w:r>
+              <w:rPr>
+                <w:b/>
+                <w:i w:val="0"/>
+                <w:color w:val="16A34A"/>
+                <w:sz w:val="16"/>
+              </w:rPr>
+              <w:t>—</w:t>
+            </w:r>
+          </w:p>
+        </w:tc>
+        <w:tc>
+          <w:tcPr>
+            <w:tcW w:type="dxa" w:w="1191"/>
           </w:tcPr>
           <w:p>
             <w:r>
@@ -4734,7 +5696,7 @@
         </w:tc>
         <w:tc>
           <w:tcPr>
-            <w:tcW w:type="dxa" w:w="5839"/>
+            <w:tcW w:type="dxa" w:w="4706"/>
           </w:tcPr>
           <w:p>
             <w:r>
@@ -4751,7 +5713,7 @@
       <w:tr>
         <w:tc>
           <w:tcPr>
-            <w:tcW w:type="dxa" w:w="1134"/>
+            <w:tcW w:type="dxa" w:w="964"/>
           </w:tcPr>
           <w:p>
             <w:r>
@@ -4767,7 +5729,7 @@
         </w:tc>
         <w:tc>
           <w:tcPr>
-            <w:tcW w:type="dxa" w:w="1361"/>
+            <w:tcW w:type="dxa" w:w="1247"/>
           </w:tcPr>
           <w:p>
             <w:r>
@@ -4792,7 +5754,23 @@
         </w:tc>
         <w:tc>
           <w:tcPr>
-            <w:tcW w:type="dxa" w:w="1361"/>
+            <w:tcW w:type="dxa" w:w="1531"/>
+          </w:tcPr>
+          <w:p>
+            <w:r>
+              <w:rPr>
+                <w:b/>
+                <w:i w:val="0"/>
+                <w:color w:val="16A34A"/>
+                <w:sz w:val="16"/>
+              </w:rPr>
+              <w:t>—</w:t>
+            </w:r>
+          </w:p>
+        </w:tc>
+        <w:tc>
+          <w:tcPr>
+            <w:tcW w:type="dxa" w:w="1191"/>
           </w:tcPr>
           <w:p>
             <w:r>
@@ -4808,7 +5786,7 @@
         </w:tc>
         <w:tc>
           <w:tcPr>
-            <w:tcW w:type="dxa" w:w="5839"/>
+            <w:tcW w:type="dxa" w:w="4706"/>
           </w:tcPr>
           <w:p>
             <w:r>
@@ -4825,7 +5803,7 @@
       <w:tr>
         <w:tc>
           <w:tcPr>
-            <w:tcW w:type="dxa" w:w="1134"/>
+            <w:tcW w:type="dxa" w:w="964"/>
           </w:tcPr>
           <w:p>
             <w:r>
@@ -4841,7 +5819,7 @@
         </w:tc>
         <w:tc>
           <w:tcPr>
-            <w:tcW w:type="dxa" w:w="1361"/>
+            <w:tcW w:type="dxa" w:w="1247"/>
           </w:tcPr>
           <w:p>
             <w:r>
@@ -4866,7 +5844,23 @@
         </w:tc>
         <w:tc>
           <w:tcPr>
-            <w:tcW w:type="dxa" w:w="1361"/>
+            <w:tcW w:type="dxa" w:w="1531"/>
+          </w:tcPr>
+          <w:p>
+            <w:r>
+              <w:rPr>
+                <w:b/>
+                <w:i w:val="0"/>
+                <w:color w:val="16A34A"/>
+                <w:sz w:val="16"/>
+              </w:rPr>
+              <w:t>—</w:t>
+            </w:r>
+          </w:p>
+        </w:tc>
+        <w:tc>
+          <w:tcPr>
+            <w:tcW w:type="dxa" w:w="1191"/>
           </w:tcPr>
           <w:p>
             <w:r>
@@ -4882,7 +5876,7 @@
         </w:tc>
         <w:tc>
           <w:tcPr>
-            <w:tcW w:type="dxa" w:w="5839"/>
+            <w:tcW w:type="dxa" w:w="4706"/>
           </w:tcPr>
           <w:p>
             <w:r>
@@ -4899,7 +5893,7 @@
       <w:tr>
         <w:tc>
           <w:tcPr>
-            <w:tcW w:type="dxa" w:w="1134"/>
+            <w:tcW w:type="dxa" w:w="964"/>
           </w:tcPr>
           <w:p>
             <w:r>
@@ -4915,7 +5909,7 @@
         </w:tc>
         <w:tc>
           <w:tcPr>
-            <w:tcW w:type="dxa" w:w="1361"/>
+            <w:tcW w:type="dxa" w:w="1247"/>
           </w:tcPr>
           <w:p>
             <w:r>
@@ -4940,7 +5934,23 @@
         </w:tc>
         <w:tc>
           <w:tcPr>
-            <w:tcW w:type="dxa" w:w="1361"/>
+            <w:tcW w:type="dxa" w:w="1531"/>
+          </w:tcPr>
+          <w:p>
+            <w:r>
+              <w:rPr>
+                <w:b/>
+                <w:i w:val="0"/>
+                <w:color w:val="16A34A"/>
+                <w:sz w:val="16"/>
+              </w:rPr>
+              <w:t>—</w:t>
+            </w:r>
+          </w:p>
+        </w:tc>
+        <w:tc>
+          <w:tcPr>
+            <w:tcW w:type="dxa" w:w="1191"/>
           </w:tcPr>
           <w:p>
             <w:r>
@@ -4956,7 +5966,7 @@
         </w:tc>
         <w:tc>
           <w:tcPr>
-            <w:tcW w:type="dxa" w:w="5839"/>
+            <w:tcW w:type="dxa" w:w="4706"/>
           </w:tcPr>
           <w:p>
             <w:r>
@@ -4973,7 +5983,7 @@
       <w:tr>
         <w:tc>
           <w:tcPr>
-            <w:tcW w:type="dxa" w:w="1134"/>
+            <w:tcW w:type="dxa" w:w="964"/>
           </w:tcPr>
           <w:p>
             <w:r>
@@ -4989,7 +5999,7 @@
         </w:tc>
         <w:tc>
           <w:tcPr>
-            <w:tcW w:type="dxa" w:w="1361"/>
+            <w:tcW w:type="dxa" w:w="1247"/>
           </w:tcPr>
           <w:p>
             <w:r>
@@ -5014,7 +6024,23 @@
         </w:tc>
         <w:tc>
           <w:tcPr>
-            <w:tcW w:type="dxa" w:w="1361"/>
+            <w:tcW w:type="dxa" w:w="1531"/>
+          </w:tcPr>
+          <w:p>
+            <w:r>
+              <w:rPr>
+                <w:b/>
+                <w:i w:val="0"/>
+                <w:color w:val="16A34A"/>
+                <w:sz w:val="16"/>
+              </w:rPr>
+              <w:t>—</w:t>
+            </w:r>
+          </w:p>
+        </w:tc>
+        <w:tc>
+          <w:tcPr>
+            <w:tcW w:type="dxa" w:w="1191"/>
           </w:tcPr>
           <w:p>
             <w:r>
@@ -5030,7 +6056,7 @@
         </w:tc>
         <w:tc>
           <w:tcPr>
-            <w:tcW w:type="dxa" w:w="5839"/>
+            <w:tcW w:type="dxa" w:w="4706"/>
           </w:tcPr>
           <w:p>
             <w:r>
@@ -5047,7 +6073,7 @@
       <w:tr>
         <w:tc>
           <w:tcPr>
-            <w:tcW w:type="dxa" w:w="1134"/>
+            <w:tcW w:type="dxa" w:w="964"/>
           </w:tcPr>
           <w:p>
             <w:r>
@@ -5063,7 +6089,7 @@
         </w:tc>
         <w:tc>
           <w:tcPr>
-            <w:tcW w:type="dxa" w:w="1361"/>
+            <w:tcW w:type="dxa" w:w="1247"/>
           </w:tcPr>
           <w:p>
             <w:r>
@@ -5088,7 +6114,23 @@
         </w:tc>
         <w:tc>
           <w:tcPr>
-            <w:tcW w:type="dxa" w:w="1361"/>
+            <w:tcW w:type="dxa" w:w="1531"/>
+          </w:tcPr>
+          <w:p>
+            <w:r>
+              <w:rPr>
+                <w:b/>
+                <w:i w:val="0"/>
+                <w:color w:val="16A34A"/>
+                <w:sz w:val="16"/>
+              </w:rPr>
+              <w:t>—</w:t>
+            </w:r>
+          </w:p>
+        </w:tc>
+        <w:tc>
+          <w:tcPr>
+            <w:tcW w:type="dxa" w:w="1191"/>
           </w:tcPr>
           <w:p>
             <w:r>
@@ -5104,7 +6146,7 @@
         </w:tc>
         <w:tc>
           <w:tcPr>
-            <w:tcW w:type="dxa" w:w="5839"/>
+            <w:tcW w:type="dxa" w:w="4706"/>
           </w:tcPr>
           <w:p>
             <w:r>
@@ -5121,7 +6163,7 @@
       <w:tr>
         <w:tc>
           <w:tcPr>
-            <w:tcW w:type="dxa" w:w="1134"/>
+            <w:tcW w:type="dxa" w:w="964"/>
           </w:tcPr>
           <w:p>
             <w:r>
@@ -5137,7 +6179,7 @@
         </w:tc>
         <w:tc>
           <w:tcPr>
-            <w:tcW w:type="dxa" w:w="1361"/>
+            <w:tcW w:type="dxa" w:w="1247"/>
           </w:tcPr>
           <w:p>
             <w:r>
@@ -5162,7 +6204,23 @@
         </w:tc>
         <w:tc>
           <w:tcPr>
-            <w:tcW w:type="dxa" w:w="1361"/>
+            <w:tcW w:type="dxa" w:w="1531"/>
+          </w:tcPr>
+          <w:p>
+            <w:r>
+              <w:rPr>
+                <w:b/>
+                <w:i w:val="0"/>
+                <w:color w:val="16A34A"/>
+                <w:sz w:val="16"/>
+              </w:rPr>
+              <w:t>—</w:t>
+            </w:r>
+          </w:p>
+        </w:tc>
+        <w:tc>
+          <w:tcPr>
+            <w:tcW w:type="dxa" w:w="1191"/>
           </w:tcPr>
           <w:p>
             <w:r>
@@ -5178,7 +6236,7 @@
         </w:tc>
         <w:tc>
           <w:tcPr>
-            <w:tcW w:type="dxa" w:w="5839"/>
+            <w:tcW w:type="dxa" w:w="4706"/>
           </w:tcPr>
           <w:p>
             <w:r>
@@ -5195,7 +6253,7 @@
       <w:tr>
         <w:tc>
           <w:tcPr>
-            <w:tcW w:type="dxa" w:w="1134"/>
+            <w:tcW w:type="dxa" w:w="964"/>
           </w:tcPr>
           <w:p>
             <w:r>
@@ -5211,7 +6269,7 @@
         </w:tc>
         <w:tc>
           <w:tcPr>
-            <w:tcW w:type="dxa" w:w="1361"/>
+            <w:tcW w:type="dxa" w:w="1247"/>
           </w:tcPr>
           <w:p>
             <w:r>
@@ -5236,7 +6294,23 @@
         </w:tc>
         <w:tc>
           <w:tcPr>
-            <w:tcW w:type="dxa" w:w="1361"/>
+            <w:tcW w:type="dxa" w:w="1531"/>
+          </w:tcPr>
+          <w:p>
+            <w:r>
+              <w:rPr>
+                <w:b/>
+                <w:i w:val="0"/>
+                <w:color w:val="16A34A"/>
+                <w:sz w:val="16"/>
+              </w:rPr>
+              <w:t>—</w:t>
+            </w:r>
+          </w:p>
+        </w:tc>
+        <w:tc>
+          <w:tcPr>
+            <w:tcW w:type="dxa" w:w="1191"/>
           </w:tcPr>
           <w:p>
             <w:r>
@@ -5252,7 +6326,7 @@
         </w:tc>
         <w:tc>
           <w:tcPr>
-            <w:tcW w:type="dxa" w:w="5839"/>
+            <w:tcW w:type="dxa" w:w="4706"/>
           </w:tcPr>
           <w:p>
             <w:r>
@@ -5269,7 +6343,7 @@
       <w:tr>
         <w:tc>
           <w:tcPr>
-            <w:tcW w:type="dxa" w:w="1134"/>
+            <w:tcW w:type="dxa" w:w="964"/>
           </w:tcPr>
           <w:p>
             <w:r>
@@ -5285,7 +6359,7 @@
         </w:tc>
         <w:tc>
           <w:tcPr>
-            <w:tcW w:type="dxa" w:w="1361"/>
+            <w:tcW w:type="dxa" w:w="1247"/>
           </w:tcPr>
           <w:p>
             <w:r>
@@ -5310,7 +6384,23 @@
         </w:tc>
         <w:tc>
           <w:tcPr>
-            <w:tcW w:type="dxa" w:w="1361"/>
+            <w:tcW w:type="dxa" w:w="1531"/>
+          </w:tcPr>
+          <w:p>
+            <w:r>
+              <w:rPr>
+                <w:b/>
+                <w:i w:val="0"/>
+                <w:color w:val="16A34A"/>
+                <w:sz w:val="16"/>
+              </w:rPr>
+              <w:t>—</w:t>
+            </w:r>
+          </w:p>
+        </w:tc>
+        <w:tc>
+          <w:tcPr>
+            <w:tcW w:type="dxa" w:w="1191"/>
           </w:tcPr>
           <w:p>
             <w:r>
@@ -5326,7 +6416,7 @@
         </w:tc>
         <w:tc>
           <w:tcPr>
-            <w:tcW w:type="dxa" w:w="5839"/>
+            <w:tcW w:type="dxa" w:w="4706"/>
           </w:tcPr>
           <w:p>
             <w:r>
@@ -5343,7 +6433,7 @@
       <w:tr>
         <w:tc>
           <w:tcPr>
-            <w:tcW w:type="dxa" w:w="1134"/>
+            <w:tcW w:type="dxa" w:w="964"/>
           </w:tcPr>
           <w:p>
             <w:r>
@@ -5359,7 +6449,7 @@
         </w:tc>
         <w:tc>
           <w:tcPr>
-            <w:tcW w:type="dxa" w:w="1361"/>
+            <w:tcW w:type="dxa" w:w="1247"/>
           </w:tcPr>
           <w:p>
             <w:r>
@@ -5384,7 +6474,23 @@
         </w:tc>
         <w:tc>
           <w:tcPr>
-            <w:tcW w:type="dxa" w:w="1361"/>
+            <w:tcW w:type="dxa" w:w="1531"/>
+          </w:tcPr>
+          <w:p>
+            <w:r>
+              <w:rPr>
+                <w:b/>
+                <w:i w:val="0"/>
+                <w:color w:val="16A34A"/>
+                <w:sz w:val="16"/>
+              </w:rPr>
+              <w:t>—</w:t>
+            </w:r>
+          </w:p>
+        </w:tc>
+        <w:tc>
+          <w:tcPr>
+            <w:tcW w:type="dxa" w:w="1191"/>
           </w:tcPr>
           <w:p>
             <w:r>
@@ -5400,7 +6506,7 @@
         </w:tc>
         <w:tc>
           <w:tcPr>
-            <w:tcW w:type="dxa" w:w="5839"/>
+            <w:tcW w:type="dxa" w:w="4706"/>
           </w:tcPr>
           <w:p>
             <w:r>
@@ -5417,7 +6523,7 @@
       <w:tr>
         <w:tc>
           <w:tcPr>
-            <w:tcW w:type="dxa" w:w="1134"/>
+            <w:tcW w:type="dxa" w:w="964"/>
           </w:tcPr>
           <w:p>
             <w:r>
@@ -5433,7 +6539,7 @@
         </w:tc>
         <w:tc>
           <w:tcPr>
-            <w:tcW w:type="dxa" w:w="1361"/>
+            <w:tcW w:type="dxa" w:w="1247"/>
           </w:tcPr>
           <w:p>
             <w:r>
@@ -5458,7 +6564,23 @@
         </w:tc>
         <w:tc>
           <w:tcPr>
-            <w:tcW w:type="dxa" w:w="1361"/>
+            <w:tcW w:type="dxa" w:w="1531"/>
+          </w:tcPr>
+          <w:p>
+            <w:r>
+              <w:rPr>
+                <w:b/>
+                <w:i w:val="0"/>
+                <w:color w:val="16A34A"/>
+                <w:sz w:val="16"/>
+              </w:rPr>
+              <w:t>—</w:t>
+            </w:r>
+          </w:p>
+        </w:tc>
+        <w:tc>
+          <w:tcPr>
+            <w:tcW w:type="dxa" w:w="1191"/>
           </w:tcPr>
           <w:p>
             <w:r>
@@ -5474,7 +6596,7 @@
         </w:tc>
         <w:tc>
           <w:tcPr>
-            <w:tcW w:type="dxa" w:w="5839"/>
+            <w:tcW w:type="dxa" w:w="4706"/>
           </w:tcPr>
           <w:p>
             <w:r>
@@ -5491,7 +6613,7 @@
       <w:tr>
         <w:tc>
           <w:tcPr>
-            <w:tcW w:type="dxa" w:w="1134"/>
+            <w:tcW w:type="dxa" w:w="964"/>
           </w:tcPr>
           <w:p>
             <w:r>
@@ -5507,7 +6629,7 @@
         </w:tc>
         <w:tc>
           <w:tcPr>
-            <w:tcW w:type="dxa" w:w="1361"/>
+            <w:tcW w:type="dxa" w:w="1247"/>
           </w:tcPr>
           <w:p>
             <w:r>
@@ -5532,7 +6654,23 @@
         </w:tc>
         <w:tc>
           <w:tcPr>
-            <w:tcW w:type="dxa" w:w="1361"/>
+            <w:tcW w:type="dxa" w:w="1531"/>
+          </w:tcPr>
+          <w:p>
+            <w:r>
+              <w:rPr>
+                <w:b/>
+                <w:i w:val="0"/>
+                <w:color w:val="16A34A"/>
+                <w:sz w:val="16"/>
+              </w:rPr>
+              <w:t>—</w:t>
+            </w:r>
+          </w:p>
+        </w:tc>
+        <w:tc>
+          <w:tcPr>
+            <w:tcW w:type="dxa" w:w="1191"/>
           </w:tcPr>
           <w:p>
             <w:r>
@@ -5548,7 +6686,7 @@
         </w:tc>
         <w:tc>
           <w:tcPr>
-            <w:tcW w:type="dxa" w:w="5839"/>
+            <w:tcW w:type="dxa" w:w="4706"/>
           </w:tcPr>
           <w:p>
             <w:r>
@@ -5565,7 +6703,7 @@
       <w:tr>
         <w:tc>
           <w:tcPr>
-            <w:tcW w:type="dxa" w:w="1134"/>
+            <w:tcW w:type="dxa" w:w="964"/>
           </w:tcPr>
           <w:p>
             <w:r>
@@ -5581,7 +6719,7 @@
         </w:tc>
         <w:tc>
           <w:tcPr>
-            <w:tcW w:type="dxa" w:w="1361"/>
+            <w:tcW w:type="dxa" w:w="1247"/>
           </w:tcPr>
           <w:p>
             <w:r>
@@ -5606,7 +6744,23 @@
         </w:tc>
         <w:tc>
           <w:tcPr>
-            <w:tcW w:type="dxa" w:w="1361"/>
+            <w:tcW w:type="dxa" w:w="1531"/>
+          </w:tcPr>
+          <w:p>
+            <w:r>
+              <w:rPr>
+                <w:b/>
+                <w:i w:val="0"/>
+                <w:color w:val="16A34A"/>
+                <w:sz w:val="16"/>
+              </w:rPr>
+              <w:t>—</w:t>
+            </w:r>
+          </w:p>
+        </w:tc>
+        <w:tc>
+          <w:tcPr>
+            <w:tcW w:type="dxa" w:w="1191"/>
           </w:tcPr>
           <w:p>
             <w:r>
@@ -5622,7 +6776,7 @@
         </w:tc>
         <w:tc>
           <w:tcPr>
-            <w:tcW w:type="dxa" w:w="5839"/>
+            <w:tcW w:type="dxa" w:w="4706"/>
           </w:tcPr>
           <w:p>
             <w:r>
@@ -5639,7 +6793,7 @@
       <w:tr>
         <w:tc>
           <w:tcPr>
-            <w:tcW w:type="dxa" w:w="1134"/>
+            <w:tcW w:type="dxa" w:w="964"/>
           </w:tcPr>
           <w:p>
             <w:r>
@@ -5655,7 +6809,7 @@
         </w:tc>
         <w:tc>
           <w:tcPr>
-            <w:tcW w:type="dxa" w:w="1361"/>
+            <w:tcW w:type="dxa" w:w="1247"/>
           </w:tcPr>
           <w:p>
             <w:r>
@@ -5680,7 +6834,23 @@
         </w:tc>
         <w:tc>
           <w:tcPr>
-            <w:tcW w:type="dxa" w:w="1361"/>
+            <w:tcW w:type="dxa" w:w="1531"/>
+          </w:tcPr>
+          <w:p>
+            <w:r>
+              <w:rPr>
+                <w:b/>
+                <w:i w:val="0"/>
+                <w:color w:val="16A34A"/>
+                <w:sz w:val="16"/>
+              </w:rPr>
+              <w:t>—</w:t>
+            </w:r>
+          </w:p>
+        </w:tc>
+        <w:tc>
+          <w:tcPr>
+            <w:tcW w:type="dxa" w:w="1191"/>
           </w:tcPr>
           <w:p>
             <w:r>
@@ -5696,7 +6866,7 @@
         </w:tc>
         <w:tc>
           <w:tcPr>
-            <w:tcW w:type="dxa" w:w="5839"/>
+            <w:tcW w:type="dxa" w:w="4706"/>
           </w:tcPr>
           <w:p>
             <w:r>
@@ -5713,7 +6883,7 @@
       <w:tr>
         <w:tc>
           <w:tcPr>
-            <w:tcW w:type="dxa" w:w="1134"/>
+            <w:tcW w:type="dxa" w:w="964"/>
           </w:tcPr>
           <w:p>
             <w:r>
@@ -5729,7 +6899,7 @@
         </w:tc>
         <w:tc>
           <w:tcPr>
-            <w:tcW w:type="dxa" w:w="1361"/>
+            <w:tcW w:type="dxa" w:w="1247"/>
           </w:tcPr>
           <w:p>
             <w:r>
@@ -5754,7 +6924,23 @@
         </w:tc>
         <w:tc>
           <w:tcPr>
-            <w:tcW w:type="dxa" w:w="1361"/>
+            <w:tcW w:type="dxa" w:w="1531"/>
+          </w:tcPr>
+          <w:p>
+            <w:r>
+              <w:rPr>
+                <w:b/>
+                <w:i w:val="0"/>
+                <w:color w:val="16A34A"/>
+                <w:sz w:val="16"/>
+              </w:rPr>
+              <w:t>—</w:t>
+            </w:r>
+          </w:p>
+        </w:tc>
+        <w:tc>
+          <w:tcPr>
+            <w:tcW w:type="dxa" w:w="1191"/>
           </w:tcPr>
           <w:p>
             <w:r>
@@ -5770,7 +6956,7 @@
         </w:tc>
         <w:tc>
           <w:tcPr>
-            <w:tcW w:type="dxa" w:w="5839"/>
+            <w:tcW w:type="dxa" w:w="4706"/>
           </w:tcPr>
           <w:p>
             <w:r>
@@ -5787,7 +6973,7 @@
       <w:tr>
         <w:tc>
           <w:tcPr>
-            <w:tcW w:type="dxa" w:w="1134"/>
+            <w:tcW w:type="dxa" w:w="964"/>
           </w:tcPr>
           <w:p>
             <w:r>
@@ -5803,7 +6989,7 @@
         </w:tc>
         <w:tc>
           <w:tcPr>
-            <w:tcW w:type="dxa" w:w="1361"/>
+            <w:tcW w:type="dxa" w:w="1247"/>
           </w:tcPr>
           <w:p>
             <w:r>
@@ -5828,7 +7014,23 @@
         </w:tc>
         <w:tc>
           <w:tcPr>
-            <w:tcW w:type="dxa" w:w="1361"/>
+            <w:tcW w:type="dxa" w:w="1531"/>
+          </w:tcPr>
+          <w:p>
+            <w:r>
+              <w:rPr>
+                <w:b/>
+                <w:i w:val="0"/>
+                <w:color w:val="16A34A"/>
+                <w:sz w:val="16"/>
+              </w:rPr>
+              <w:t>—</w:t>
+            </w:r>
+          </w:p>
+        </w:tc>
+        <w:tc>
+          <w:tcPr>
+            <w:tcW w:type="dxa" w:w="1191"/>
           </w:tcPr>
           <w:p>
             <w:r>
@@ -5844,7 +7046,7 @@
         </w:tc>
         <w:tc>
           <w:tcPr>
-            <w:tcW w:type="dxa" w:w="5839"/>
+            <w:tcW w:type="dxa" w:w="4706"/>
           </w:tcPr>
           <w:p>
             <w:r>
@@ -5861,7 +7063,7 @@
       <w:tr>
         <w:tc>
           <w:tcPr>
-            <w:tcW w:type="dxa" w:w="1134"/>
+            <w:tcW w:type="dxa" w:w="964"/>
           </w:tcPr>
           <w:p>
             <w:r>
@@ -5877,7 +7079,7 @@
         </w:tc>
         <w:tc>
           <w:tcPr>
-            <w:tcW w:type="dxa" w:w="1361"/>
+            <w:tcW w:type="dxa" w:w="1247"/>
           </w:tcPr>
           <w:p>
             <w:r>
@@ -5902,7 +7104,23 @@
         </w:tc>
         <w:tc>
           <w:tcPr>
-            <w:tcW w:type="dxa" w:w="1361"/>
+            <w:tcW w:type="dxa" w:w="1531"/>
+          </w:tcPr>
+          <w:p>
+            <w:r>
+              <w:rPr>
+                <w:b/>
+                <w:i w:val="0"/>
+                <w:color w:val="16A34A"/>
+                <w:sz w:val="16"/>
+              </w:rPr>
+              <w:t>—</w:t>
+            </w:r>
+          </w:p>
+        </w:tc>
+        <w:tc>
+          <w:tcPr>
+            <w:tcW w:type="dxa" w:w="1191"/>
           </w:tcPr>
           <w:p>
             <w:r>
@@ -5918,7 +7136,7 @@
         </w:tc>
         <w:tc>
           <w:tcPr>
-            <w:tcW w:type="dxa" w:w="5839"/>
+            <w:tcW w:type="dxa" w:w="4706"/>
           </w:tcPr>
           <w:p>
             <w:r>
@@ -5935,7 +7153,7 @@
       <w:tr>
         <w:tc>
           <w:tcPr>
-            <w:tcW w:type="dxa" w:w="1134"/>
+            <w:tcW w:type="dxa" w:w="964"/>
           </w:tcPr>
           <w:p>
             <w:r>
@@ -5951,7 +7169,7 @@
         </w:tc>
         <w:tc>
           <w:tcPr>
-            <w:tcW w:type="dxa" w:w="1361"/>
+            <w:tcW w:type="dxa" w:w="1247"/>
           </w:tcPr>
           <w:p>
             <w:r>
@@ -5976,7 +7194,23 @@
         </w:tc>
         <w:tc>
           <w:tcPr>
-            <w:tcW w:type="dxa" w:w="1361"/>
+            <w:tcW w:type="dxa" w:w="1531"/>
+          </w:tcPr>
+          <w:p>
+            <w:r>
+              <w:rPr>
+                <w:b/>
+                <w:i w:val="0"/>
+                <w:color w:val="16A34A"/>
+                <w:sz w:val="16"/>
+              </w:rPr>
+              <w:t>—</w:t>
+            </w:r>
+          </w:p>
+        </w:tc>
+        <w:tc>
+          <w:tcPr>
+            <w:tcW w:type="dxa" w:w="1191"/>
           </w:tcPr>
           <w:p>
             <w:r>
@@ -5992,7 +7226,7 @@
         </w:tc>
         <w:tc>
           <w:tcPr>
-            <w:tcW w:type="dxa" w:w="5839"/>
+            <w:tcW w:type="dxa" w:w="4706"/>
           </w:tcPr>
           <w:p>
             <w:r>
@@ -6009,7 +7243,7 @@
       <w:tr>
         <w:tc>
           <w:tcPr>
-            <w:tcW w:type="dxa" w:w="1134"/>
+            <w:tcW w:type="dxa" w:w="964"/>
           </w:tcPr>
           <w:p>
             <w:r>
@@ -6025,7 +7259,7 @@
         </w:tc>
         <w:tc>
           <w:tcPr>
-            <w:tcW w:type="dxa" w:w="1361"/>
+            <w:tcW w:type="dxa" w:w="1247"/>
           </w:tcPr>
           <w:p>
             <w:r>
@@ -6050,7 +7284,23 @@
         </w:tc>
         <w:tc>
           <w:tcPr>
-            <w:tcW w:type="dxa" w:w="1361"/>
+            <w:tcW w:type="dxa" w:w="1531"/>
+          </w:tcPr>
+          <w:p>
+            <w:r>
+              <w:rPr>
+                <w:b/>
+                <w:i w:val="0"/>
+                <w:color w:val="16A34A"/>
+                <w:sz w:val="16"/>
+              </w:rPr>
+              <w:t>—</w:t>
+            </w:r>
+          </w:p>
+        </w:tc>
+        <w:tc>
+          <w:tcPr>
+            <w:tcW w:type="dxa" w:w="1191"/>
           </w:tcPr>
           <w:p>
             <w:r>
@@ -6066,7 +7316,7 @@
         </w:tc>
         <w:tc>
           <w:tcPr>
-            <w:tcW w:type="dxa" w:w="5839"/>
+            <w:tcW w:type="dxa" w:w="4706"/>
           </w:tcPr>
           <w:p>
             <w:r>
@@ -6083,7 +7333,7 @@
       <w:tr>
         <w:tc>
           <w:tcPr>
-            <w:tcW w:type="dxa" w:w="1134"/>
+            <w:tcW w:type="dxa" w:w="964"/>
           </w:tcPr>
           <w:p>
             <w:r>
@@ -6099,7 +7349,7 @@
         </w:tc>
         <w:tc>
           <w:tcPr>
-            <w:tcW w:type="dxa" w:w="1361"/>
+            <w:tcW w:type="dxa" w:w="1247"/>
           </w:tcPr>
           <w:p>
             <w:r>
@@ -6124,7 +7374,23 @@
         </w:tc>
         <w:tc>
           <w:tcPr>
-            <w:tcW w:type="dxa" w:w="1361"/>
+            <w:tcW w:type="dxa" w:w="1531"/>
+          </w:tcPr>
+          <w:p>
+            <w:r>
+              <w:rPr>
+                <w:b/>
+                <w:i w:val="0"/>
+                <w:color w:val="16A34A"/>
+                <w:sz w:val="16"/>
+              </w:rPr>
+              <w:t>—</w:t>
+            </w:r>
+          </w:p>
+        </w:tc>
+        <w:tc>
+          <w:tcPr>
+            <w:tcW w:type="dxa" w:w="1191"/>
           </w:tcPr>
           <w:p>
             <w:r>
@@ -6140,7 +7406,7 @@
         </w:tc>
         <w:tc>
           <w:tcPr>
-            <w:tcW w:type="dxa" w:w="5839"/>
+            <w:tcW w:type="dxa" w:w="4706"/>
           </w:tcPr>
           <w:p>
             <w:r>
@@ -6157,7 +7423,7 @@
       <w:tr>
         <w:tc>
           <w:tcPr>
-            <w:tcW w:type="dxa" w:w="1134"/>
+            <w:tcW w:type="dxa" w:w="964"/>
           </w:tcPr>
           <w:p>
             <w:r>
@@ -6173,7 +7439,7 @@
         </w:tc>
         <w:tc>
           <w:tcPr>
-            <w:tcW w:type="dxa" w:w="1361"/>
+            <w:tcW w:type="dxa" w:w="1247"/>
           </w:tcPr>
           <w:p>
             <w:r>
@@ -6198,7 +7464,23 @@
         </w:tc>
         <w:tc>
           <w:tcPr>
-            <w:tcW w:type="dxa" w:w="1361"/>
+            <w:tcW w:type="dxa" w:w="1531"/>
+          </w:tcPr>
+          <w:p>
+            <w:r>
+              <w:rPr>
+                <w:b/>
+                <w:i w:val="0"/>
+                <w:color w:val="16A34A"/>
+                <w:sz w:val="16"/>
+              </w:rPr>
+              <w:t>—</w:t>
+            </w:r>
+          </w:p>
+        </w:tc>
+        <w:tc>
+          <w:tcPr>
+            <w:tcW w:type="dxa" w:w="1191"/>
           </w:tcPr>
           <w:p>
             <w:r>
@@ -6214,7 +7496,7 @@
         </w:tc>
         <w:tc>
           <w:tcPr>
-            <w:tcW w:type="dxa" w:w="5839"/>
+            <w:tcW w:type="dxa" w:w="4706"/>
           </w:tcPr>
           <w:p>
             <w:r>

--- a/rapports/2026-06-03/EQ3/EQ3_sup_v2/DR_014301220014/95-95-33-81.docx
+++ b/rapports/2026-06-03/EQ3/EQ3_sup_v2/DR_014301220014/95-95-33-81.docx
@@ -724,7 +724,7 @@
                 <w:color w:val="16A34A"/>
                 <w:sz w:val="16"/>
               </w:rPr>
-              <w:t>—</w:t>
+              <w:t>s02q33, s01q00b</w:t>
             </w:r>
           </w:p>
         </w:tc>
@@ -994,7 +994,7 @@
                 <w:color w:val="16A34A"/>
                 <w:sz w:val="16"/>
               </w:rPr>
-              <w:t>—</w:t>
+              <w:t>s01q47__1, s01q47__2, s01q47__3, s01q47__4, s01q47__5, s01q47__6, s01q47__7, s02q15</w:t>
             </w:r>
           </w:p>
         </w:tc>
@@ -1084,7 +1084,7 @@
                 <w:color w:val="16A34A"/>
                 <w:sz w:val="16"/>
               </w:rPr>
-              <w:t>—</w:t>
+              <w:t>s01q36, s01q38, s04q24, s02q13, s11q35a, s11q35b_code</w:t>
             </w:r>
           </w:p>
         </w:tc>
@@ -1174,7 +1174,7 @@
                 <w:color w:val="16A34A"/>
                 <w:sz w:val="16"/>
               </w:rPr>
-              <w:t>—</w:t>
+              <w:t>s00q11, s01q03b, s01q04b, s02q01__1, s02q02__1, s02q03__1, s02q04, s02q15</w:t>
             </w:r>
           </w:p>
         </w:tc>
@@ -1894,7 +1894,7 @@
                 <w:color w:val="16A34A"/>
                 <w:sz w:val="16"/>
               </w:rPr>
-              <w:t>—</w:t>
+              <w:t>s01q10_1</w:t>
             </w:r>
           </w:p>
         </w:tc>
@@ -2434,7 +2434,7 @@
                 <w:color w:val="16A34A"/>
                 <w:sz w:val="16"/>
               </w:rPr>
-              <w:t>—</w:t>
+              <w:t>s01q41a, s02q20, s02q22, s03q07, s03q02, s01q00b, s03q02_autre</w:t>
             </w:r>
           </w:p>
         </w:tc>
@@ -2524,7 +2524,7 @@
                 <w:color w:val="16A34A"/>
                 <w:sz w:val="16"/>
               </w:rPr>
-              <w:t>—</w:t>
+              <w:t>s01q47__7, s02q24, s01q00b</w:t>
             </w:r>
           </w:p>
         </w:tc>
@@ -4864,7 +4864,7 @@
                 <w:color w:val="16A34A"/>
                 <w:sz w:val="16"/>
               </w:rPr>
-              <w:t>—</w:t>
+              <w:t>s00q07a, s00q08, s00q10, s00q13_0, s00q15_0, s00q17_0, s00q23a, s00q23b</w:t>
             </w:r>
           </w:p>
         </w:tc>
@@ -6484,7 +6484,7 @@
                 <w:color w:val="16A34A"/>
                 <w:sz w:val="16"/>
               </w:rPr>
-              <w:t>—</w:t>
+              <w:t>s00q07a, s00q08, s00q10, s00q13_0, s00q15_0, s00q17_0, s00q23a, s00q23b</w:t>
             </w:r>
           </w:p>
         </w:tc>
@@ -6574,7 +6574,7 @@
                 <w:color w:val="16A34A"/>
                 <w:sz w:val="16"/>
               </w:rPr>
-              <w:t>—</w:t>
+              <w:t>s00q11, s01q03b, s01q04b, s02q01__1, s02q02__1, s02q03__1, s02q04, s02q15</w:t>
             </w:r>
           </w:p>
         </w:tc>
@@ -7204,7 +7204,7 @@
                 <w:color w:val="16A34A"/>
                 <w:sz w:val="16"/>
               </w:rPr>
-              <w:t>—</w:t>
+              <w:t>s00q04, s01q41a, s01q00b</w:t>
             </w:r>
           </w:p>
         </w:tc>
@@ -7294,7 +7294,7 @@
                 <w:color w:val="16A34A"/>
                 <w:sz w:val="16"/>
               </w:rPr>
-              <w:t>—</w:t>
+              <w:t>s00q04, s01q41a, s01q00b</w:t>
             </w:r>
           </w:p>
         </w:tc>
@@ -7384,7 +7384,7 @@
                 <w:color w:val="16A34A"/>
                 <w:sz w:val="16"/>
               </w:rPr>
-              <w:t>—</w:t>
+              <w:t>s00q07a, s00q08, s00q10, s00q13_0, s00q15_0, s00q17_0, s00q23a, s00q23b</w:t>
             </w:r>
           </w:p>
         </w:tc>
@@ -7474,7 +7474,7 @@
                 <w:color w:val="16A34A"/>
                 <w:sz w:val="16"/>
               </w:rPr>
-              <w:t>—</w:t>
+              <w:t>s01q32, s01q36, s01q38, s04q37_modif, s02q33, s02q34, s00q01, s11q47</w:t>
             </w:r>
           </w:p>
         </w:tc>
